--- a/20_Projects/企業のオンライン保健室/クラウドパワー株式会社/02_報告会記録/クラウドパワー様_2026年6月_月次報告書.docx
+++ b/20_Projects/企業のオンライン保健室/クラウドパワー株式会社/02_報告会記録/クラウドパワー様_2026年6月_月次報告書.docx
@@ -317,27 +317,7 @@
       </w:pPr>
       <w:r>
         <w:rPr>
-          <w:sz w:val="20"/>
-          <w:lang w:eastAsia="ja-JP"/>
-        </w:rPr>
-        <w:t xml:space="preserve">　</w:t>
-      </w:r>
-      <w:r>
-        <w:rPr>
-          <w:sz w:val="20"/>
-          <w:lang w:eastAsia="ja-JP"/>
-        </w:rPr>
-        <w:t>4</w:t>
-      </w:r>
-      <w:r>
-        <w:rPr>
-          <w:sz w:val="20"/>
-          <w:lang w:eastAsia="ja-JP"/>
-        </w:rPr>
-        <w:t>月〜</w:t>
-      </w:r>
-      <w:r>
-        <w:rPr>
+          <w:rFonts w:hint="eastAsia"/>
           <w:sz w:val="20"/>
           <w:lang w:eastAsia="ja-JP"/>
         </w:rPr>
@@ -345,88 +325,76 @@
       </w:r>
       <w:r>
         <w:rPr>
+          <w:rFonts w:hint="eastAsia"/>
           <w:sz w:val="20"/>
           <w:lang w:eastAsia="ja-JP"/>
         </w:rPr>
-        <w:t>月の</w:t>
+        <w:t>月は保健室として大きな転換点となる月でした。社員全員との話し合い（</w:t>
       </w:r>
       <w:r>
         <w:rPr>
+          <w:rFonts w:hint="eastAsia"/>
           <w:sz w:val="20"/>
           <w:lang w:eastAsia="ja-JP"/>
         </w:rPr>
-        <w:t>3</w:t>
+        <w:t>6/26</w:t>
       </w:r>
       <w:r>
         <w:rPr>
+          <w:rFonts w:hint="eastAsia"/>
           <w:sz w:val="20"/>
           <w:lang w:eastAsia="ja-JP"/>
         </w:rPr>
-        <w:t>ヶ月間で、</w:t>
+        <w:t>）を実施し、保健室の位置づけと今後の関わり方について率直に意見を交わすことができました。また月末に林美由紀さんの初回セッションが実現し、</w:t>
       </w:r>
       <w:r>
         <w:rPr>
+          <w:rFonts w:hint="eastAsia"/>
           <w:sz w:val="20"/>
           <w:lang w:eastAsia="ja-JP"/>
         </w:rPr>
-        <w:t>11</w:t>
+        <w:t>7</w:t>
       </w:r>
       <w:r>
         <w:rPr>
+          <w:rFonts w:hint="eastAsia"/>
           <w:sz w:val="20"/>
           <w:lang w:eastAsia="ja-JP"/>
         </w:rPr>
-        <w:t>名全員との初回セッションが完了しました。この期間に計</w:t>
+        <w:t>名中</w:t>
       </w:r>
       <w:r>
         <w:rPr>
+          <w:rFonts w:hint="eastAsia"/>
           <w:sz w:val="20"/>
           <w:lang w:eastAsia="ja-JP"/>
         </w:rPr>
-        <w:t>21</w:t>
+        <w:t>2</w:t>
       </w:r>
       <w:r>
         <w:rPr>
+          <w:rFonts w:hint="eastAsia"/>
           <w:sz w:val="20"/>
           <w:lang w:eastAsia="ja-JP"/>
         </w:rPr>
-        <w:t>回のセッションを実施し、一人ひとりのコンディション・性質・生活習慣を把握する「健康の土台づくり」が整いました。</w:t>
+        <w:t>名（佐治さん・林さん）との接点が継続しています。一方、青木さん・中丸さん・有田さん・古崎さんについては</w:t>
       </w:r>
       <w:r>
         <w:rPr>
+          <w:rFonts w:hint="eastAsia"/>
           <w:sz w:val="20"/>
           <w:lang w:eastAsia="ja-JP"/>
         </w:rPr>
-        <w:br/>
+        <w:t>6</w:t>
       </w:r>
       <w:r>
         <w:rPr>
+          <w:rFonts w:hint="eastAsia"/>
           <w:sz w:val="20"/>
           <w:lang w:eastAsia="ja-JP"/>
         </w:rPr>
-        <w:t xml:space="preserve">　全体を通じて感じた杉山事務所の特徴は、仕事への熱意と責任感の高さです。資格取得・お客様への貢献・チームへの気配りなど、それぞれが明確な目標や役割意識を持っていることが伝わりました。一方でその熱量ゆえに、自身の体や心のサインを見落としがちな傾向が複数のメンバーで確認されています。保健室では「体を整えることが仕事のパフォーマンスを上げる」という切り口でアプローチし、セルフケアへの前向きな姿勢を引き出しています。</w:t>
+        <w:t>月中の個別セッション希望がなく、現時点での直接的な関わりには至っておりません。</w:t>
       </w:r>
-      <w:r>
-        <w:rPr>
-          <w:sz w:val="20"/>
-          <w:lang w:eastAsia="ja-JP"/>
-        </w:rPr>
-        <w:br/>
-      </w:r>
-      <w:r>
-        <w:rPr>
-          <w:sz w:val="20"/>
-          <w:lang w:eastAsia="ja-JP"/>
-        </w:rPr>
-        <w:t xml:space="preserve">　次のサイクルでは、各メンバーが実践したことの確認と、必要なメンバーへの医療機関連携をより重視してまいります。</w:t>
-      </w:r>
-    </w:p>
-    <w:p>
-      <w:pPr>
-        <w:rPr>
-          <w:lang w:eastAsia="ja-JP"/>
-        </w:rPr>
-      </w:pPr>
     </w:p>
     <w:p>
       <w:pPr>
@@ -838,7 +806,6 @@
                 <w:rFonts w:hint="eastAsia"/>
                 <w:sz w:val="18"/>
               </w:rPr>
-              <w:lastRenderedPageBreak/>
               <w:t>有田</w:t>
             </w:r>
             <w:r>
@@ -1228,7 +1195,16 @@
                 <w:sz w:val="20"/>
                 <w:lang w:eastAsia="ja-JP"/>
               </w:rPr>
-              <w:t>など全項目が要注意レベル。交感神経優位が継続しており、自覚より身体への負荷が高い状態。自己肯定感の低さが唯一の課題だが、承認・強みの言語化で王の気質が一気に開花する可能性あり。</w:t>
+              <w:t>など全項目が要注意レベル。交感神経優位が継続しており、自覚より身体への負荷が高い状態。自己肯定感の低さが唯一の課題だが、承認・強みの言語化で王の気質</w:t>
+            </w:r>
+            <w:r>
+              <w:rPr>
+                <w:rFonts w:hint="eastAsia"/>
+                <w:sz w:val="20"/>
+                <w:lang w:eastAsia="ja-JP"/>
+              </w:rPr>
+              <w:lastRenderedPageBreak/>
+              <w:t>が一気に開花する可能性あり。</w:t>
             </w:r>
             <w:r>
               <w:rPr>
@@ -1244,15 +1220,7 @@
                 <w:sz w:val="20"/>
                 <w:lang w:eastAsia="ja-JP"/>
               </w:rPr>
-              <w:t>【セッション概要】初回セッション。問診票説明・プロファイリング（王・未来型・両方タイプ）説明。便秘対策（朝の白湯・木綿豆腐）・睡眠前の楽しい習慣・腸マッサージを提案。次回：白湯習慣確認・自分の好きなところリスト・家族プロファイ</w:t>
-            </w:r>
-            <w:r>
-              <w:rPr>
-                <w:rFonts w:hint="eastAsia"/>
-                <w:sz w:val="20"/>
-                <w:lang w:eastAsia="ja-JP"/>
-              </w:rPr>
-              <w:t>リング（ご主人・娘さん）。</w:t>
+              <w:t>【セッション概要】初回セッション。問診票説明・プロファイリング（王・未来型・両方タイプ）説明。便秘対策（朝の白湯・木綿豆腐）・睡眠前の楽しい習慣・腸マッサージを提案。次回：白湯習慣確認・自分の好きなところリスト・家族プロファイリング（ご主人・娘さん）。</w:t>
             </w:r>
           </w:p>
         </w:tc>
@@ -1319,14 +1287,7 @@
           <w:sz w:val="20"/>
           <w:lang w:eastAsia="ja-JP"/>
         </w:rPr>
-        <w:t>名全員と保健室との信頼関係の土台が整いました。現時点で早急な対応が必要な状態</w:t>
-      </w:r>
-      <w:r>
-        <w:rPr>
-          <w:sz w:val="20"/>
-          <w:lang w:eastAsia="ja-JP"/>
-        </w:rPr>
-        <w:t>のメンバーはおりませんが、富永さんの心理状態・太田さんの腎機能・中尾さんの慢性疲労については引き続き注視が必要と判断しています。</w:t>
+        <w:t>名全員と保健室との信頼関係の土台が整いました。現時点で早急な対応が必要な状態のメンバーはおりませんが、富永さんの心理状態・太田さんの腎機能・中尾さんの慢性疲労については引き続き注視が必要と判断しています。</w:t>
       </w:r>
       <w:r>
         <w:rPr>
@@ -1402,18 +1363,53 @@
     </w:p>
     <w:p>
       <w:pPr>
-        <w:rPr>
-          <w:lang w:eastAsia="ja-JP"/>
-        </w:rPr>
-      </w:pPr>
-    </w:p>
-    <w:p>
-      <w:pPr>
         <w:jc w:val="right"/>
         <w:rPr>
           <w:lang w:eastAsia="ja-JP"/>
         </w:rPr>
       </w:pPr>
+      <w:r>
+        <w:rPr>
+          <w:rFonts w:hint="eastAsia"/>
+          <w:lang w:eastAsia="ja-JP"/>
+        </w:rPr>
+        <w:t>6/26</w:t>
+      </w:r>
+      <w:r>
+        <w:rPr>
+          <w:rFonts w:hint="eastAsia"/>
+          <w:lang w:eastAsia="ja-JP"/>
+        </w:rPr>
+        <w:t>の社員会議では「最近社内で意見が出るようになった」「言われて終わりだったのが、どう感じたかを共有するようになった」という佐治さんからの言葉がありました。保健室の関わりが少しずつ組織の空気に影響している可能性があります。</w:t>
+      </w:r>
+      <w:r>
+        <w:rPr>
+          <w:rFonts w:hint="eastAsia"/>
+          <w:lang w:eastAsia="ja-JP"/>
+        </w:rPr>
+        <w:t>8</w:t>
+      </w:r>
+      <w:r>
+        <w:rPr>
+          <w:rFonts w:hint="eastAsia"/>
+          <w:lang w:eastAsia="ja-JP"/>
+        </w:rPr>
+        <w:t>月末をもって現契約が終了する見通しですが、残り</w:t>
+      </w:r>
+      <w:r>
+        <w:rPr>
+          <w:rFonts w:hint="eastAsia"/>
+          <w:lang w:eastAsia="ja-JP"/>
+        </w:rPr>
+        <w:t>2</w:t>
+      </w:r>
+      <w:r>
+        <w:rPr>
+          <w:rFonts w:hint="eastAsia"/>
+          <w:lang w:eastAsia="ja-JP"/>
+        </w:rPr>
+        <w:t>ヶ月は「佐治さんを通じて必要な方を保健室につなぐ」「林さんとの継続セッション」を軸に、一人ひとりに届く関わりを続けてまいります。引き続きよろしくお願いいたします。</w:t>
+      </w:r>
       <w:r>
         <w:rPr>
           <w:sz w:val="20"/>

--- a/20_Projects/企業のオンライン保健室/クラウドパワー株式会社/02_報告会記録/クラウドパワー様_2026年6月_月次報告書.docx
+++ b/20_Projects/企業のオンライン保健室/クラウドパワー株式会社/02_報告会記録/クラウドパワー様_2026年6月_月次報告書.docx
@@ -594,7 +594,45 @@
           <w:tcPr>
             <w:tcW w:w="2093" w:type="dxa"/>
           </w:tcPr>
-          <w:p/>
+          <w:p>
+            <w:r>
+              <w:rPr>
+                <w:b w:val="0"/>
+                <w:sz w:val="20"/>
+              </w:rPr>
+              <w:t>モチベーション：中</w:t>
+            </w:r>
+            <w:r>
+              <w:br/>
+            </w:r>
+            <w:r>
+              <w:rPr>
+                <w:b w:val="0"/>
+                <w:sz w:val="20"/>
+              </w:rPr>
+              <w:t>自己肯定感：低め</w:t>
+            </w:r>
+            <w:r>
+              <w:br/>
+            </w:r>
+            <w:r>
+              <w:rPr>
+                <w:b w:val="0"/>
+                <w:sz w:val="20"/>
+              </w:rPr>
+              <w:t>ホルモンバランス：甲状腺・副腎　要注意</w:t>
+            </w:r>
+            <w:r>
+              <w:br/>
+            </w:r>
+            <w:r>
+              <w:rPr>
+                <w:b w:val="0"/>
+                <w:sz w:val="20"/>
+              </w:rPr>
+              <w:t>離職の可能性：低</w:t>
+            </w:r>
+          </w:p>
         </w:tc>
         <w:tc>
           <w:tcPr>
@@ -606,6 +644,23 @@
                 <w:lang w:eastAsia="ja-JP"/>
               </w:rPr>
             </w:pPr>
+            <w:r>
+              <w:rPr>
+                <w:b w:val="0"/>
+                <w:sz w:val="20"/>
+              </w:rPr>
+              <w:t>【見立て】一人で抱え込みやすかったのが、整理可能になってきている。役割認識が強みになっている可能性。</w:t>
+            </w:r>
+            <w:r>
+              <w:br/>
+            </w:r>
+            <w:r>
+              <w:rPr>
+                <w:b w:val="0"/>
+                <w:sz w:val="20"/>
+              </w:rPr>
+              <w:t>【セッション概要】6/16・6/24・7/3の3回、担当者ミーティングを実施。アンケート結果の背景分析、保健室の使い方案内資料の作成、社員への声かけ体制について協議。7/3には7・8月の定例会議設定と、佐治さんが気になる社員を保健室へつなぐ仕組みを確認。</w:t>
+            </w:r>
           </w:p>
         </w:tc>
       </w:tr>
@@ -684,7 +739,45 @@
           <w:tcPr>
             <w:tcW w:w="2093" w:type="dxa"/>
           </w:tcPr>
-          <w:p/>
+          <w:p>
+            <w:r>
+              <w:rPr>
+                <w:b w:val="0"/>
+                <w:sz w:val="20"/>
+              </w:rPr>
+              <w:t>モチベーション：中</w:t>
+            </w:r>
+            <w:r>
+              <w:br/>
+            </w:r>
+            <w:r>
+              <w:rPr>
+                <w:b w:val="0"/>
+                <w:sz w:val="20"/>
+              </w:rPr>
+              <w:t>自己肯定感：中</w:t>
+            </w:r>
+            <w:r>
+              <w:br/>
+            </w:r>
+            <w:r>
+              <w:rPr>
+                <w:b w:val="0"/>
+                <w:sz w:val="20"/>
+              </w:rPr>
+              <w:t>ホルモンバランス：良好</w:t>
+            </w:r>
+            <w:r>
+              <w:br/>
+            </w:r>
+            <w:r>
+              <w:rPr>
+                <w:b w:val="0"/>
+                <w:sz w:val="20"/>
+              </w:rPr>
+              <w:t>離職の可能性：低</w:t>
+            </w:r>
+          </w:p>
         </w:tc>
         <w:tc>
           <w:tcPr>
@@ -696,6 +789,23 @@
                 <w:lang w:eastAsia="ja-JP"/>
               </w:rPr>
             </w:pPr>
+            <w:r>
+              <w:rPr>
+                <w:b w:val="0"/>
+                <w:sz w:val="20"/>
+              </w:rPr>
+              <w:t>【見立て】仕事への責任感が強く、「子供に幸せを引き継ぎたい」という思いが原動力。管理職像を模索する中で足踏みしている状態だが、環境が整えば力を発揮するタイプ。</w:t>
+            </w:r>
+            <w:r>
+              <w:br/>
+            </w:r>
+            <w:r>
+              <w:rPr>
+                <w:b w:val="0"/>
+                <w:sz w:val="20"/>
+              </w:rPr>
+              <w:t>【セッション概要】6月中のセッション希望なし。前回4月のセッションではAI活用（Copilot導入）について具体的な行動計画を確認済み。</w:t>
+            </w:r>
           </w:p>
         </w:tc>
       </w:tr>
@@ -780,6 +890,43 @@
                 <w:lang w:eastAsia="ja-JP"/>
               </w:rPr>
             </w:pPr>
+            <w:r>
+              <w:rPr>
+                <w:b w:val="0"/>
+                <w:sz w:val="20"/>
+              </w:rPr>
+              <w:t>モチベーション：中</w:t>
+            </w:r>
+            <w:r>
+              <w:br/>
+            </w:r>
+            <w:r>
+              <w:rPr>
+                <w:b w:val="0"/>
+                <w:sz w:val="20"/>
+              </w:rPr>
+              <w:t>自己肯定感：中</w:t>
+            </w:r>
+            <w:r>
+              <w:br/>
+            </w:r>
+            <w:r>
+              <w:rPr>
+                <w:b w:val="0"/>
+                <w:sz w:val="20"/>
+              </w:rPr>
+              <w:t>ホルモンバランス：栄養・代謝　要注意</w:t>
+            </w:r>
+            <w:r>
+              <w:br/>
+            </w:r>
+            <w:r>
+              <w:rPr>
+                <w:b w:val="0"/>
+                <w:sz w:val="20"/>
+              </w:rPr>
+              <w:t>離職の可能性：低</w:t>
+            </w:r>
           </w:p>
         </w:tc>
         <w:tc>
@@ -792,6 +939,23 @@
                 <w:lang w:eastAsia="ja-JP"/>
               </w:rPr>
             </w:pPr>
+            <w:r>
+              <w:rPr>
+                <w:b w:val="0"/>
+                <w:sz w:val="20"/>
+              </w:rPr>
+              <w:t>【見立て】言語化はできるが行動に移すまで時間がかかるタイプ。安定を大切にする気質のため、急かさず小さな成功体験を積めるとよい。</w:t>
+            </w:r>
+            <w:r>
+              <w:br/>
+            </w:r>
+            <w:r>
+              <w:rPr>
+                <w:b w:val="0"/>
+                <w:sz w:val="20"/>
+              </w:rPr>
+              <w:t>【セッション概要】6月中のセッション希望なし。前回4月のセッションではAIエンジニアとしての方向性について話し合った。</w:t>
+            </w:r>
           </w:p>
         </w:tc>
       </w:tr>
@@ -848,6 +1012,43 @@
                 <w:lang w:eastAsia="ja-JP"/>
               </w:rPr>
             </w:pPr>
+            <w:r>
+              <w:rPr>
+                <w:b w:val="0"/>
+                <w:sz w:val="20"/>
+              </w:rPr>
+              <w:t>モチベーション：中</w:t>
+            </w:r>
+            <w:r>
+              <w:br/>
+            </w:r>
+            <w:r>
+              <w:rPr>
+                <w:b w:val="0"/>
+                <w:sz w:val="20"/>
+              </w:rPr>
+              <w:t>自己肯定感：低め</w:t>
+            </w:r>
+            <w:r>
+              <w:br/>
+            </w:r>
+            <w:r>
+              <w:rPr>
+                <w:b w:val="0"/>
+                <w:sz w:val="20"/>
+              </w:rPr>
+              <w:t>ホルモンバランス：副腎・甲状腺・男性ホルモン　要注意</w:t>
+            </w:r>
+            <w:r>
+              <w:br/>
+            </w:r>
+            <w:r>
+              <w:rPr>
+                <w:b w:val="0"/>
+                <w:sz w:val="20"/>
+              </w:rPr>
+              <w:t>離職の可能性：低</w:t>
+            </w:r>
           </w:p>
         </w:tc>
         <w:tc>
@@ -860,6 +1061,23 @@
                 <w:lang w:eastAsia="ja-JP"/>
               </w:rPr>
             </w:pPr>
+            <w:r>
+              <w:rPr>
+                <w:b w:val="0"/>
+                <w:sz w:val="20"/>
+              </w:rPr>
+              <w:t>【見立て】現在は佐治さんを相談役として頼りにされている。</w:t>
+            </w:r>
+            <w:r>
+              <w:br/>
+            </w:r>
+            <w:r>
+              <w:rPr>
+                <w:b w:val="0"/>
+                <w:sz w:val="20"/>
+              </w:rPr>
+              <w:t>【セッション概要】6月中のセッション希望なし。4月の初回セッションで問診票・プロファイリング結果を共有し、健康面のセルフケアを提案した。</w:t>
+            </w:r>
           </w:p>
         </w:tc>
       </w:tr>
@@ -938,7 +1156,45 @@
           <w:tcPr>
             <w:tcW w:w="2093" w:type="dxa"/>
           </w:tcPr>
-          <w:p/>
+          <w:p>
+            <w:r>
+              <w:rPr>
+                <w:b w:val="0"/>
+                <w:sz w:val="20"/>
+              </w:rPr>
+              <w:t>モチベーション：高</w:t>
+            </w:r>
+            <w:r>
+              <w:br/>
+            </w:r>
+            <w:r>
+              <w:rPr>
+                <w:b w:val="0"/>
+                <w:sz w:val="20"/>
+              </w:rPr>
+              <w:t>自己肯定感：高</w:t>
+            </w:r>
+            <w:r>
+              <w:br/>
+            </w:r>
+            <w:r>
+              <w:rPr>
+                <w:b w:val="0"/>
+                <w:sz w:val="20"/>
+              </w:rPr>
+              <w:t>ホルモンバランス：男性ホルモン・甲状腺　要注意</w:t>
+            </w:r>
+            <w:r>
+              <w:br/>
+            </w:r>
+            <w:r>
+              <w:rPr>
+                <w:b w:val="0"/>
+                <w:sz w:val="20"/>
+              </w:rPr>
+              <w:t>離職の可能性：低（グリットワークスからクラウドパワーへ移動中の状況）</w:t>
+            </w:r>
+          </w:p>
         </w:tc>
         <w:tc>
           <w:tcPr>
@@ -950,6 +1206,23 @@
                 <w:lang w:eastAsia="ja-JP"/>
               </w:rPr>
             </w:pPr>
+            <w:r>
+              <w:rPr>
+                <w:b w:val="0"/>
+                <w:sz w:val="20"/>
+              </w:rPr>
+              <w:t>【見立て】相手の気持ちを想像する力を育てている途中。担当範囲の外まで想像力を広げられると、大きく伸びるタイプ。</w:t>
+            </w:r>
+            <w:r>
+              <w:br/>
+            </w:r>
+            <w:r>
+              <w:rPr>
+                <w:b w:val="0"/>
+                <w:sz w:val="20"/>
+              </w:rPr>
+              <w:t>【セッション概要】6月中のセッション希望なし。前回セッションでは「仕事の想像力」をテーマに、業務の影響範囲まで考える視点を扱った。</w:t>
+            </w:r>
           </w:p>
         </w:tc>
       </w:tr>

--- a/20_Projects/企業のオンライン保健室/クラウドパワー株式会社/02_報告会記録/クラウドパワー様_2026年6月_月次報告書.docx
+++ b/20_Projects/企業のオンライン保健室/クラウドパワー株式会社/02_報告会記録/クラウドパワー様_2026年6月_月次報告書.docx
@@ -1530,108 +1530,17 @@
       <w:r>
         <w:rPr>
           <w:sz w:val="20"/>
-          <w:lang w:eastAsia="ja-JP"/>
         </w:rPr>
-        <w:t xml:space="preserve">　</w:t>
+        <w:t xml:space="preserve">　6月は社員全体会議を通じて、保健室の位置づけについて率直に意見を交わすことができた月でした。現時点で早急な対応が必要な状態のメンバーはおりませんが、佐治さんの心身の負荷については、橋渡し役としての役割も担っていただいている分、引き続き注視してまいります。</w:t>
       </w:r>
       <w:r>
-        <w:rPr>
-          <w:sz w:val="20"/>
-          <w:lang w:eastAsia="ja-JP"/>
-        </w:rPr>
-        <w:t>3</w:t>
-      </w:r>
-      <w:r>
-        <w:rPr>
-          <w:sz w:val="20"/>
-          <w:lang w:eastAsia="ja-JP"/>
-        </w:rPr>
-        <w:t>ヶ月を通じて、</w:t>
-      </w:r>
-      <w:r>
-        <w:rPr>
-          <w:sz w:val="20"/>
-          <w:lang w:eastAsia="ja-JP"/>
-        </w:rPr>
-        <w:t>11</w:t>
-      </w:r>
-      <w:r>
-        <w:rPr>
-          <w:sz w:val="20"/>
-          <w:lang w:eastAsia="ja-JP"/>
-        </w:rPr>
-        <w:t>名全員と保健室との信頼関係の土台が整いました。現時点で早急な対応が必要な状態のメンバーはおりませんが、富永さんの心理状態・太田さんの腎機能・中尾さんの慢性疲労については引き続き注視が必要と判断しています。</w:t>
-      </w:r>
-      <w:r>
-        <w:rPr>
-          <w:sz w:val="20"/>
-          <w:lang w:eastAsia="ja-JP"/>
-        </w:rPr>
         <w:br/>
       </w:r>
       <w:r>
         <w:rPr>
           <w:sz w:val="20"/>
-          <w:lang w:eastAsia="ja-JP"/>
         </w:rPr>
-        <w:t xml:space="preserve">　今期を通じて感じたこととして、「仕事への熱意の高さ」と「自分の体を後回しにする」という構造が共通して見られます。資格取得を目指すメンバーが複数いることもあり、次期は試験後のリセットと体のメンテナンスを共通テーマとして取り上げてまいります。</w:t>
-      </w:r>
-      <w:r>
-        <w:rPr>
-          <w:sz w:val="20"/>
-          <w:lang w:eastAsia="ja-JP"/>
-        </w:rPr>
-        <w:br/>
-      </w:r>
-      <w:r>
-        <w:rPr>
-          <w:sz w:val="20"/>
-          <w:lang w:eastAsia="ja-JP"/>
-        </w:rPr>
-        <w:t xml:space="preserve">　また、</w:t>
-      </w:r>
-      <w:r>
-        <w:rPr>
-          <w:sz w:val="20"/>
-          <w:lang w:eastAsia="ja-JP"/>
-        </w:rPr>
-        <w:t>2028</w:t>
-      </w:r>
-      <w:r>
-        <w:rPr>
-          <w:sz w:val="20"/>
-          <w:lang w:eastAsia="ja-JP"/>
-        </w:rPr>
-        <w:t>年</w:t>
-      </w:r>
-      <w:r>
-        <w:rPr>
-          <w:sz w:val="20"/>
-          <w:lang w:eastAsia="ja-JP"/>
-        </w:rPr>
-        <w:t>4</w:t>
-      </w:r>
-      <w:r>
-        <w:rPr>
-          <w:sz w:val="20"/>
-          <w:lang w:eastAsia="ja-JP"/>
-        </w:rPr>
-        <w:t>月から中小企業にも拡大されるストレスチェック義務化に先駆け、</w:t>
-      </w:r>
-      <w:r>
-        <w:rPr>
-          <w:rFonts w:hint="eastAsia"/>
-          <w:sz w:val="20"/>
-          <w:lang w:eastAsia="ja-JP"/>
-        </w:rPr>
-        <w:t>準備でき次第</w:t>
-      </w:r>
-      <w:r>
-        <w:rPr>
-          <w:sz w:val="20"/>
-          <w:lang w:eastAsia="ja-JP"/>
-        </w:rPr>
-        <w:t>ストレスチェックの導入と保健室による高リスク者への継続フォローを組み合わせた支援体制のご提案を申し上げます。引き続きよろしくお願いいたします。</w:t>
+        <w:t xml:space="preserve">　今期を通じて感じたこととして、青木さん・中丸さん・有田さんに、行動に移すまで時間を要する場面が共通して見られます。社長からもお話があったように、お互いが刺激し合える環境が育ってきており、今後さらに力を発揮されていくと感じております。</w:t>
       </w:r>
     </w:p>
     <w:p>

--- a/20_Projects/企業のオンライン保健室/クラウドパワー株式会社/02_報告会記録/クラウドパワー様_2026年6月_月次報告書.docx
+++ b/20_Projects/企業のオンライン保健室/クラウドパワー株式会社/02_報告会記録/クラウドパワー様_2026年6月_月次報告書.docx
@@ -43,6 +43,7 @@
             <w:shd w:val="clear" w:color="auto" w:fill="D9E1F2"/>
           </w:tcPr>
           <w:p>
+            <w:proofErr w:type="spellStart"/>
             <w:r>
               <w:rPr>
                 <w:b/>
@@ -50,6 +51,7 @@
               </w:rPr>
               <w:t>会社名</w:t>
             </w:r>
+            <w:proofErr w:type="spellEnd"/>
           </w:p>
         </w:tc>
         <w:tc>
@@ -58,10 +60,16 @@
             <w:gridSpan w:val="3"/>
           </w:tcPr>
           <w:p>
+            <w:pPr>
+              <w:rPr>
+                <w:lang w:eastAsia="ja-JP"/>
+              </w:rPr>
+            </w:pPr>
             <w:r>
               <w:rPr>
                 <w:rFonts w:hint="eastAsia"/>
                 <w:sz w:val="20"/>
+                <w:lang w:eastAsia="ja-JP"/>
               </w:rPr>
               <w:t>クラウドパワー株式会社　様</w:t>
             </w:r>
@@ -75,6 +83,7 @@
             <w:shd w:val="clear" w:color="auto" w:fill="D9E1F2"/>
           </w:tcPr>
           <w:p>
+            <w:proofErr w:type="spellStart"/>
             <w:r>
               <w:rPr>
                 <w:b/>
@@ -82,6 +91,7 @@
               </w:rPr>
               <w:t>報告年月日</w:t>
             </w:r>
+            <w:proofErr w:type="spellEnd"/>
           </w:p>
         </w:tc>
         <w:tc>
@@ -139,6 +149,7 @@
             <w:shd w:val="clear" w:color="auto" w:fill="D9E1F2"/>
           </w:tcPr>
           <w:p>
+            <w:proofErr w:type="spellStart"/>
             <w:r>
               <w:rPr>
                 <w:b/>
@@ -146,6 +157,7 @@
               </w:rPr>
               <w:t>対象月</w:t>
             </w:r>
+            <w:proofErr w:type="spellEnd"/>
           </w:p>
         </w:tc>
         <w:tc>
@@ -228,6 +240,7 @@
             <w:shd w:val="clear" w:color="auto" w:fill="D9E1F2"/>
           </w:tcPr>
           <w:p>
+            <w:proofErr w:type="spellStart"/>
             <w:r>
               <w:rPr>
                 <w:b/>
@@ -235,6 +248,7 @@
               </w:rPr>
               <w:t>報告者</w:t>
             </w:r>
+            <w:proofErr w:type="spellEnd"/>
           </w:p>
         </w:tc>
         <w:tc>
@@ -242,12 +256,28 @@
             <w:tcW w:w="2351" w:type="dxa"/>
           </w:tcPr>
           <w:p>
+            <w:proofErr w:type="spellStart"/>
             <w:r>
               <w:rPr>
                 <w:sz w:val="20"/>
               </w:rPr>
-              <w:t>髙橋　由香</w:t>
-            </w:r>
+              <w:t>髙橋</w:t>
+            </w:r>
+            <w:proofErr w:type="spellEnd"/>
+            <w:r>
+              <w:rPr>
+                <w:sz w:val="20"/>
+              </w:rPr>
+              <w:t xml:space="preserve">　</w:t>
+            </w:r>
+            <w:proofErr w:type="spellStart"/>
+            <w:r>
+              <w:rPr>
+                <w:sz w:val="20"/>
+              </w:rPr>
+              <w:t>由香</w:t>
+            </w:r>
+            <w:proofErr w:type="spellEnd"/>
           </w:p>
         </w:tc>
         <w:tc>
@@ -256,6 +286,7 @@
             <w:shd w:val="clear" w:color="auto" w:fill="D9E1F2"/>
           </w:tcPr>
           <w:p>
+            <w:proofErr w:type="spellStart"/>
             <w:r>
               <w:rPr>
                 <w:b/>
@@ -263,6 +294,7 @@
               </w:rPr>
               <w:t>月テーマ</w:t>
             </w:r>
+            <w:proofErr w:type="spellEnd"/>
           </w:p>
         </w:tc>
         <w:tc>
@@ -430,6 +462,7 @@
             <w:shd w:val="clear" w:color="auto" w:fill="D9E1F2"/>
           </w:tcPr>
           <w:p>
+            <w:proofErr w:type="spellStart"/>
             <w:r>
               <w:rPr>
                 <w:b/>
@@ -437,6 +470,7 @@
               </w:rPr>
               <w:t>氏名</w:t>
             </w:r>
+            <w:proofErr w:type="spellEnd"/>
           </w:p>
         </w:tc>
         <w:tc>
@@ -445,6 +479,7 @@
             <w:shd w:val="clear" w:color="auto" w:fill="D9E1F2"/>
           </w:tcPr>
           <w:p>
+            <w:proofErr w:type="spellStart"/>
             <w:r>
               <w:rPr>
                 <w:b/>
@@ -452,6 +487,7 @@
               </w:rPr>
               <w:t>受診日</w:t>
             </w:r>
+            <w:proofErr w:type="spellEnd"/>
           </w:p>
         </w:tc>
         <w:tc>
@@ -460,6 +496,7 @@
             <w:shd w:val="clear" w:color="auto" w:fill="D9E1F2"/>
           </w:tcPr>
           <w:p>
+            <w:proofErr w:type="spellStart"/>
             <w:r>
               <w:rPr>
                 <w:b/>
@@ -467,6 +504,7 @@
               </w:rPr>
               <w:t>現状</w:t>
             </w:r>
+            <w:proofErr w:type="spellEnd"/>
           </w:p>
         </w:tc>
         <w:tc>
@@ -497,6 +535,7 @@
             <w:tcW w:w="1327" w:type="dxa"/>
           </w:tcPr>
           <w:p>
+            <w:proofErr w:type="spellStart"/>
             <w:r>
               <w:rPr>
                 <w:rFonts w:hint="eastAsia"/>
@@ -504,6 +543,7 @@
               </w:rPr>
               <w:t>佐治</w:t>
             </w:r>
+            <w:proofErr w:type="spellEnd"/>
             <w:r>
               <w:rPr>
                 <w:rFonts w:hint="eastAsia"/>
@@ -511,6 +551,7 @@
               </w:rPr>
               <w:t xml:space="preserve"> </w:t>
             </w:r>
+            <w:proofErr w:type="spellStart"/>
             <w:r>
               <w:rPr>
                 <w:rFonts w:hint="eastAsia"/>
@@ -518,6 +559,7 @@
               </w:rPr>
               <w:t>麻里さん</w:t>
             </w:r>
+            <w:proofErr w:type="spellEnd"/>
           </w:p>
         </w:tc>
         <w:tc>
@@ -525,10 +567,16 @@
             <w:tcW w:w="1328" w:type="dxa"/>
           </w:tcPr>
           <w:p>
+            <w:pPr>
+              <w:rPr>
+                <w:lang w:eastAsia="ja-JP"/>
+              </w:rPr>
+            </w:pPr>
             <w:r>
               <w:rPr>
                 <w:rFonts w:hint="eastAsia"/>
                 <w:sz w:val="18"/>
+                <w:lang w:eastAsia="ja-JP"/>
               </w:rPr>
               <w:t>6/16</w:t>
             </w:r>
@@ -536,6 +584,7 @@
               <w:rPr>
                 <w:rFonts w:hint="eastAsia"/>
                 <w:sz w:val="18"/>
+                <w:lang w:eastAsia="ja-JP"/>
               </w:rPr>
               <w:t>・</w:t>
             </w:r>
@@ -543,6 +592,7 @@
               <w:rPr>
                 <w:rFonts w:hint="eastAsia"/>
                 <w:sz w:val="18"/>
+                <w:lang w:eastAsia="ja-JP"/>
               </w:rPr>
               <w:t>6/24</w:t>
             </w:r>
@@ -550,6 +600,7 @@
               <w:rPr>
                 <w:rFonts w:hint="eastAsia"/>
                 <w:sz w:val="18"/>
+                <w:lang w:eastAsia="ja-JP"/>
               </w:rPr>
               <w:t>・</w:t>
             </w:r>
@@ -557,6 +608,7 @@
               <w:rPr>
                 <w:rFonts w:hint="eastAsia"/>
                 <w:sz w:val="18"/>
+                <w:lang w:eastAsia="ja-JP"/>
               </w:rPr>
               <w:t>7/3</w:t>
             </w:r>
@@ -564,6 +616,7 @@
               <w:rPr>
                 <w:rFonts w:hint="eastAsia"/>
                 <w:sz w:val="18"/>
+                <w:lang w:eastAsia="ja-JP"/>
               </w:rPr>
               <w:br/>
             </w:r>
@@ -571,6 +624,7 @@
               <w:rPr>
                 <w:rFonts w:hint="eastAsia"/>
                 <w:sz w:val="18"/>
+                <w:lang w:eastAsia="ja-JP"/>
               </w:rPr>
               <w:t>担当者会議（計</w:t>
             </w:r>
@@ -578,6 +632,7 @@
               <w:rPr>
                 <w:rFonts w:hint="eastAsia"/>
                 <w:sz w:val="18"/>
+                <w:lang w:eastAsia="ja-JP"/>
               </w:rPr>
               <w:t>3</w:t>
             </w:r>
@@ -585,6 +640,7 @@
               <w:rPr>
                 <w:rFonts w:hint="eastAsia"/>
                 <w:sz w:val="18"/>
+                <w:lang w:eastAsia="ja-JP"/>
               </w:rPr>
               <w:t>回）</w:t>
             </w:r>
@@ -595,42 +651,79 @@
             <w:tcW w:w="2093" w:type="dxa"/>
           </w:tcPr>
           <w:p>
-            <w:r>
-              <w:rPr>
-                <w:b w:val="0"/>
+            <w:pPr>
+              <w:rPr>
                 <w:sz w:val="20"/>
+                <w:lang w:eastAsia="ja-JP"/>
+              </w:rPr>
+            </w:pPr>
+            <w:r>
+              <w:rPr>
+                <w:sz w:val="20"/>
+                <w:lang w:eastAsia="ja-JP"/>
               </w:rPr>
               <w:t>モチベーション：中</w:t>
             </w:r>
             <w:r>
+              <w:rPr>
+                <w:lang w:eastAsia="ja-JP"/>
+              </w:rPr>
               <w:br/>
             </w:r>
             <w:r>
               <w:rPr>
-                <w:b w:val="0"/>
                 <w:sz w:val="20"/>
-              </w:rPr>
-              <w:t>自己肯定感：低め</w:t>
-            </w:r>
-            <w:r>
+                <w:lang w:eastAsia="ja-JP"/>
+              </w:rPr>
+              <w:t>自己肯定感：</w:t>
+            </w:r>
+            <w:r>
+              <w:rPr>
+                <w:rFonts w:hint="eastAsia"/>
+                <w:sz w:val="20"/>
+                <w:lang w:eastAsia="ja-JP"/>
+              </w:rPr>
+              <w:t>中</w:t>
+            </w:r>
+            <w:r>
+              <w:rPr>
+                <w:lang w:eastAsia="ja-JP"/>
+              </w:rPr>
               <w:br/>
             </w:r>
             <w:r>
               <w:rPr>
-                <w:b w:val="0"/>
                 <w:sz w:val="20"/>
+                <w:lang w:eastAsia="ja-JP"/>
               </w:rPr>
               <w:t>ホルモンバランス：甲状腺・副腎　要注意</w:t>
             </w:r>
             <w:r>
+              <w:rPr>
+                <w:lang w:eastAsia="ja-JP"/>
+              </w:rPr>
               <w:br/>
             </w:r>
             <w:r>
               <w:rPr>
-                <w:b w:val="0"/>
                 <w:sz w:val="20"/>
-              </w:rPr>
-              <w:t>離職の可能性：低</w:t>
+                <w:lang w:eastAsia="ja-JP"/>
+              </w:rPr>
+              <w:t>離職の可能性</w:t>
+            </w:r>
+          </w:p>
+          <w:p>
+            <w:pPr>
+              <w:rPr>
+                <w:lang w:eastAsia="ja-JP"/>
+              </w:rPr>
+            </w:pPr>
+            <w:r>
+              <w:rPr>
+                <w:sz w:val="20"/>
+                <w:lang w:eastAsia="ja-JP"/>
+              </w:rPr>
+              <w:t>：低</w:t>
             </w:r>
           </w:p>
         </w:tc>
@@ -646,20 +739,23 @@
             </w:pPr>
             <w:r>
               <w:rPr>
-                <w:b w:val="0"/>
                 <w:sz w:val="20"/>
+                <w:lang w:eastAsia="ja-JP"/>
               </w:rPr>
               <w:t>【見立て】一人で抱え込みやすかったのが、整理可能になってきている。役割認識が強みになっている可能性。</w:t>
             </w:r>
             <w:r>
+              <w:rPr>
+                <w:sz w:val="20"/>
+                <w:lang w:eastAsia="ja-JP"/>
+              </w:rPr>
               <w:br/>
             </w:r>
             <w:r>
               <w:rPr>
-                <w:b w:val="0"/>
-                <w:sz w:val="20"/>
-              </w:rPr>
-              <w:t>【セッション概要】6/16・6/24・7/3の3回、担当者ミーティングを実施。アンケート結果の背景分析、保健室の使い方案内資料の作成、社員への声かけ体制について協議。7/3には7・8月の定例会議設定と、佐治さんが気になる社員を保健室へつなぐ仕組みを確認。</w:t>
+                <w:lang w:eastAsia="ja-JP"/>
+              </w:rPr>
+              <w:br/>
             </w:r>
           </w:p>
         </w:tc>
@@ -670,6 +766,7 @@
             <w:tcW w:w="1327" w:type="dxa"/>
           </w:tcPr>
           <w:p>
+            <w:proofErr w:type="spellStart"/>
             <w:r>
               <w:rPr>
                 <w:rFonts w:hint="eastAsia"/>
@@ -677,6 +774,7 @@
               </w:rPr>
               <w:t>青木</w:t>
             </w:r>
+            <w:proofErr w:type="spellEnd"/>
             <w:r>
               <w:rPr>
                 <w:rFonts w:hint="eastAsia"/>
@@ -684,6 +782,7 @@
               </w:rPr>
               <w:t xml:space="preserve"> </w:t>
             </w:r>
+            <w:proofErr w:type="spellStart"/>
             <w:r>
               <w:rPr>
                 <w:rFonts w:hint="eastAsia"/>
@@ -691,6 +790,7 @@
               </w:rPr>
               <w:t>智弘さん</w:t>
             </w:r>
+            <w:proofErr w:type="spellEnd"/>
           </w:p>
         </w:tc>
         <w:tc>
@@ -698,10 +798,16 @@
             <w:tcW w:w="1328" w:type="dxa"/>
           </w:tcPr>
           <w:p>
+            <w:pPr>
+              <w:rPr>
+                <w:lang w:eastAsia="ja-JP"/>
+              </w:rPr>
+            </w:pPr>
             <w:r>
               <w:rPr>
                 <w:rFonts w:hint="eastAsia"/>
                 <w:sz w:val="18"/>
+                <w:lang w:eastAsia="ja-JP"/>
               </w:rPr>
               <w:t>セッションなし</w:t>
             </w:r>
@@ -709,6 +815,7 @@
               <w:rPr>
                 <w:rFonts w:hint="eastAsia"/>
                 <w:sz w:val="18"/>
+                <w:lang w:eastAsia="ja-JP"/>
               </w:rPr>
               <w:br/>
             </w:r>
@@ -716,6 +823,7 @@
               <w:rPr>
                 <w:rFonts w:hint="eastAsia"/>
                 <w:sz w:val="18"/>
+                <w:lang w:eastAsia="ja-JP"/>
               </w:rPr>
               <w:t>（</w:t>
             </w:r>
@@ -723,6 +831,7 @@
               <w:rPr>
                 <w:rFonts w:hint="eastAsia"/>
                 <w:sz w:val="18"/>
+                <w:lang w:eastAsia="ja-JP"/>
               </w:rPr>
               <w:t>6</w:t>
             </w:r>
@@ -730,6 +839,7 @@
               <w:rPr>
                 <w:rFonts w:hint="eastAsia"/>
                 <w:sz w:val="18"/>
+                <w:lang w:eastAsia="ja-JP"/>
               </w:rPr>
               <w:t>月中希望なし）</w:t>
             </w:r>
@@ -740,40 +850,54 @@
             <w:tcW w:w="2093" w:type="dxa"/>
           </w:tcPr>
           <w:p>
-            <w:r>
-              <w:rPr>
-                <w:b w:val="0"/>
+            <w:pPr>
+              <w:rPr>
+                <w:lang w:eastAsia="ja-JP"/>
+              </w:rPr>
+            </w:pPr>
+            <w:r>
+              <w:rPr>
                 <w:sz w:val="20"/>
+                <w:lang w:eastAsia="ja-JP"/>
               </w:rPr>
               <w:t>モチベーション：中</w:t>
             </w:r>
             <w:r>
+              <w:rPr>
+                <w:lang w:eastAsia="ja-JP"/>
+              </w:rPr>
               <w:br/>
             </w:r>
             <w:r>
               <w:rPr>
-                <w:b w:val="0"/>
                 <w:sz w:val="20"/>
+                <w:lang w:eastAsia="ja-JP"/>
               </w:rPr>
               <w:t>自己肯定感：中</w:t>
             </w:r>
             <w:r>
+              <w:rPr>
+                <w:lang w:eastAsia="ja-JP"/>
+              </w:rPr>
               <w:br/>
             </w:r>
             <w:r>
               <w:rPr>
-                <w:b w:val="0"/>
                 <w:sz w:val="20"/>
+                <w:lang w:eastAsia="ja-JP"/>
               </w:rPr>
               <w:t>ホルモンバランス：良好</w:t>
             </w:r>
             <w:r>
+              <w:rPr>
+                <w:lang w:eastAsia="ja-JP"/>
+              </w:rPr>
               <w:br/>
             </w:r>
             <w:r>
               <w:rPr>
-                <w:b w:val="0"/>
                 <w:sz w:val="20"/>
+                <w:lang w:eastAsia="ja-JP"/>
               </w:rPr>
               <w:t>離職の可能性：低</w:t>
             </w:r>
@@ -791,20 +915,10 @@
             </w:pPr>
             <w:r>
               <w:rPr>
-                <w:b w:val="0"/>
                 <w:sz w:val="20"/>
-              </w:rPr>
-              <w:t>【見立て】仕事への責任感が強く、「子供に幸せを引き継ぎたい」という思いが原動力。管理職像を模索する中で足踏みしている状態だが、環境が整えば力を発揮するタイプ。</w:t>
-            </w:r>
-            <w:r>
-              <w:br/>
-            </w:r>
-            <w:r>
-              <w:rPr>
-                <w:b w:val="0"/>
-                <w:sz w:val="20"/>
-              </w:rPr>
-              <w:t>【セッション概要】6月中のセッション希望なし。前回4月のセッションではAI活用（Copilot導入）について具体的な行動計画を確認済み。</w:t>
+                <w:lang w:eastAsia="ja-JP"/>
+              </w:rPr>
+              <w:t>【見立て】仕事への責任感が強く、「子供に幸せを引き継ぎたい」という思いが原動力。</w:t>
             </w:r>
           </w:p>
         </w:tc>
@@ -815,6 +929,7 @@
             <w:tcW w:w="1327" w:type="dxa"/>
           </w:tcPr>
           <w:p>
+            <w:proofErr w:type="spellStart"/>
             <w:r>
               <w:rPr>
                 <w:rFonts w:hint="eastAsia"/>
@@ -822,6 +937,7 @@
               </w:rPr>
               <w:t>中丸</w:t>
             </w:r>
+            <w:proofErr w:type="spellEnd"/>
             <w:r>
               <w:rPr>
                 <w:rFonts w:hint="eastAsia"/>
@@ -829,6 +945,7 @@
               </w:rPr>
               <w:t xml:space="preserve"> </w:t>
             </w:r>
+            <w:proofErr w:type="spellStart"/>
             <w:r>
               <w:rPr>
                 <w:rFonts w:hint="eastAsia"/>
@@ -836,6 +953,7 @@
               </w:rPr>
               <w:t>哲哉さん</w:t>
             </w:r>
+            <w:proofErr w:type="spellEnd"/>
           </w:p>
         </w:tc>
         <w:tc>
@@ -843,10 +961,16 @@
             <w:tcW w:w="1328" w:type="dxa"/>
           </w:tcPr>
           <w:p>
+            <w:pPr>
+              <w:rPr>
+                <w:lang w:eastAsia="ja-JP"/>
+              </w:rPr>
+            </w:pPr>
             <w:r>
               <w:rPr>
                 <w:rFonts w:hint="eastAsia"/>
                 <w:sz w:val="18"/>
+                <w:lang w:eastAsia="ja-JP"/>
               </w:rPr>
               <w:t>セッションなし</w:t>
             </w:r>
@@ -854,6 +978,7 @@
               <w:rPr>
                 <w:rFonts w:hint="eastAsia"/>
                 <w:sz w:val="18"/>
+                <w:lang w:eastAsia="ja-JP"/>
               </w:rPr>
               <w:br/>
             </w:r>
@@ -861,6 +986,7 @@
               <w:rPr>
                 <w:rFonts w:hint="eastAsia"/>
                 <w:sz w:val="18"/>
+                <w:lang w:eastAsia="ja-JP"/>
               </w:rPr>
               <w:t>（</w:t>
             </w:r>
@@ -868,6 +994,7 @@
               <w:rPr>
                 <w:rFonts w:hint="eastAsia"/>
                 <w:sz w:val="18"/>
+                <w:lang w:eastAsia="ja-JP"/>
               </w:rPr>
               <w:t>6</w:t>
             </w:r>
@@ -875,6 +1002,7 @@
               <w:rPr>
                 <w:rFonts w:hint="eastAsia"/>
                 <w:sz w:val="18"/>
+                <w:lang w:eastAsia="ja-JP"/>
               </w:rPr>
               <w:t>月中希望なし）</w:t>
             </w:r>
@@ -892,38 +1020,47 @@
             </w:pPr>
             <w:r>
               <w:rPr>
-                <w:b w:val="0"/>
                 <w:sz w:val="20"/>
+                <w:lang w:eastAsia="ja-JP"/>
               </w:rPr>
               <w:t>モチベーション：中</w:t>
             </w:r>
             <w:r>
+              <w:rPr>
+                <w:lang w:eastAsia="ja-JP"/>
+              </w:rPr>
               <w:br/>
             </w:r>
             <w:r>
               <w:rPr>
-                <w:b w:val="0"/>
                 <w:sz w:val="20"/>
+                <w:lang w:eastAsia="ja-JP"/>
               </w:rPr>
               <w:t>自己肯定感：中</w:t>
             </w:r>
             <w:r>
+              <w:rPr>
+                <w:lang w:eastAsia="ja-JP"/>
+              </w:rPr>
               <w:br/>
             </w:r>
             <w:r>
               <w:rPr>
-                <w:b w:val="0"/>
                 <w:sz w:val="20"/>
+                <w:lang w:eastAsia="ja-JP"/>
               </w:rPr>
               <w:t>ホルモンバランス：栄養・代謝　要注意</w:t>
             </w:r>
             <w:r>
+              <w:rPr>
+                <w:lang w:eastAsia="ja-JP"/>
+              </w:rPr>
               <w:br/>
             </w:r>
             <w:r>
               <w:rPr>
-                <w:b w:val="0"/>
                 <w:sz w:val="20"/>
+                <w:lang w:eastAsia="ja-JP"/>
               </w:rPr>
               <w:t>離職の可能性：低</w:t>
             </w:r>
@@ -941,20 +1078,39 @@
             </w:pPr>
             <w:r>
               <w:rPr>
-                <w:b w:val="0"/>
                 <w:sz w:val="20"/>
-              </w:rPr>
-              <w:t>【見立て】言語化はできるが行動に移すまで時間がかかるタイプ。安定を大切にする気質のため、急かさず小さな成功体験を積めるとよい。</w:t>
-            </w:r>
-            <w:r>
+                <w:lang w:eastAsia="ja-JP"/>
+              </w:rPr>
+              <w:t>【見立て】言語化はできるが行動に移すまで時間がかかるタイプ。安定を大切にする気質</w:t>
+            </w:r>
+            <w:r>
+              <w:rPr>
+                <w:rFonts w:hint="eastAsia"/>
+                <w:sz w:val="20"/>
+                <w:lang w:eastAsia="ja-JP"/>
+              </w:rPr>
+              <w:t>と幼少期に何らかのトラウマを抱えている可能性。</w:t>
+            </w:r>
+            <w:r>
+              <w:rPr>
+                <w:sz w:val="20"/>
+                <w:lang w:eastAsia="ja-JP"/>
+              </w:rPr>
+              <w:t>小さな成功体験</w:t>
+            </w:r>
+            <w:r>
+              <w:rPr>
+                <w:rFonts w:hint="eastAsia"/>
+                <w:sz w:val="20"/>
+                <w:lang w:eastAsia="ja-JP"/>
+              </w:rPr>
+              <w:t>を積み重ねることがトラウマからの解放になる可能性。</w:t>
+            </w:r>
+            <w:r>
+              <w:rPr>
+                <w:lang w:eastAsia="ja-JP"/>
+              </w:rPr>
               <w:br/>
-            </w:r>
-            <w:r>
-              <w:rPr>
-                <w:b w:val="0"/>
-                <w:sz w:val="20"/>
-              </w:rPr>
-              <w:t>【セッション概要】6月中のセッション希望なし。前回4月のセッションではAIエンジニアとしての方向性について話し合った。</w:t>
             </w:r>
           </w:p>
         </w:tc>
@@ -965,6 +1121,7 @@
             <w:tcW w:w="1327" w:type="dxa"/>
           </w:tcPr>
           <w:p>
+            <w:proofErr w:type="spellStart"/>
             <w:r>
               <w:rPr>
                 <w:rFonts w:hint="eastAsia"/>
@@ -972,6 +1129,7 @@
               </w:rPr>
               <w:t>有田</w:t>
             </w:r>
+            <w:proofErr w:type="spellEnd"/>
             <w:r>
               <w:rPr>
                 <w:rFonts w:hint="eastAsia"/>
@@ -979,6 +1137,7 @@
               </w:rPr>
               <w:t xml:space="preserve"> </w:t>
             </w:r>
+            <w:proofErr w:type="spellStart"/>
             <w:r>
               <w:rPr>
                 <w:rFonts w:hint="eastAsia"/>
@@ -986,6 +1145,7 @@
               </w:rPr>
               <w:t>基志さん</w:t>
             </w:r>
+            <w:proofErr w:type="spellEnd"/>
           </w:p>
         </w:tc>
         <w:tc>
@@ -993,6 +1153,7 @@
             <w:tcW w:w="1328" w:type="dxa"/>
           </w:tcPr>
           <w:p>
+            <w:proofErr w:type="spellStart"/>
             <w:r>
               <w:rPr>
                 <w:rFonts w:hint="eastAsia"/>
@@ -1000,6 +1161,7 @@
               </w:rPr>
               <w:t>セッションなし</w:t>
             </w:r>
+            <w:proofErr w:type="spellEnd"/>
           </w:p>
         </w:tc>
         <w:tc>
@@ -1014,38 +1176,47 @@
             </w:pPr>
             <w:r>
               <w:rPr>
-                <w:b w:val="0"/>
                 <w:sz w:val="20"/>
+                <w:lang w:eastAsia="ja-JP"/>
               </w:rPr>
               <w:t>モチベーション：中</w:t>
             </w:r>
             <w:r>
+              <w:rPr>
+                <w:lang w:eastAsia="ja-JP"/>
+              </w:rPr>
               <w:br/>
             </w:r>
             <w:r>
               <w:rPr>
-                <w:b w:val="0"/>
                 <w:sz w:val="20"/>
+                <w:lang w:eastAsia="ja-JP"/>
               </w:rPr>
               <w:t>自己肯定感：低め</w:t>
             </w:r>
             <w:r>
+              <w:rPr>
+                <w:lang w:eastAsia="ja-JP"/>
+              </w:rPr>
               <w:br/>
             </w:r>
             <w:r>
               <w:rPr>
-                <w:b w:val="0"/>
                 <w:sz w:val="20"/>
+                <w:lang w:eastAsia="ja-JP"/>
               </w:rPr>
               <w:t>ホルモンバランス：副腎・甲状腺・男性ホルモン　要注意</w:t>
             </w:r>
             <w:r>
+              <w:rPr>
+                <w:lang w:eastAsia="ja-JP"/>
+              </w:rPr>
               <w:br/>
             </w:r>
             <w:r>
               <w:rPr>
-                <w:b w:val="0"/>
                 <w:sz w:val="20"/>
+                <w:lang w:eastAsia="ja-JP"/>
               </w:rPr>
               <w:t>離職の可能性：低</w:t>
             </w:r>
@@ -1063,20 +1234,16 @@
             </w:pPr>
             <w:r>
               <w:rPr>
-                <w:b w:val="0"/>
                 <w:sz w:val="20"/>
+                <w:lang w:eastAsia="ja-JP"/>
               </w:rPr>
               <w:t>【見立て】現在は佐治さんを相談役として頼りにされている。</w:t>
             </w:r>
             <w:r>
+              <w:rPr>
+                <w:lang w:eastAsia="ja-JP"/>
+              </w:rPr>
               <w:br/>
-            </w:r>
-            <w:r>
-              <w:rPr>
-                <w:b w:val="0"/>
-                <w:sz w:val="20"/>
-              </w:rPr>
-              <w:t>【セッション概要】6月中のセッション希望なし。4月の初回セッションで問診票・プロファイリング結果を共有し、健康面のセルフケアを提案した。</w:t>
             </w:r>
           </w:p>
         </w:tc>
@@ -1087,6 +1254,7 @@
             <w:tcW w:w="1327" w:type="dxa"/>
           </w:tcPr>
           <w:p>
+            <w:proofErr w:type="spellStart"/>
             <w:r>
               <w:rPr>
                 <w:rFonts w:hint="eastAsia"/>
@@ -1094,6 +1262,7 @@
               </w:rPr>
               <w:t>古崎</w:t>
             </w:r>
+            <w:proofErr w:type="spellEnd"/>
             <w:r>
               <w:rPr>
                 <w:rFonts w:hint="eastAsia"/>
@@ -1101,6 +1270,7 @@
               </w:rPr>
               <w:t xml:space="preserve"> </w:t>
             </w:r>
+            <w:proofErr w:type="spellStart"/>
             <w:r>
               <w:rPr>
                 <w:rFonts w:hint="eastAsia"/>
@@ -1108,6 +1278,7 @@
               </w:rPr>
               <w:t>晴貴さん</w:t>
             </w:r>
+            <w:proofErr w:type="spellEnd"/>
           </w:p>
         </w:tc>
         <w:tc>
@@ -1115,10 +1286,16 @@
             <w:tcW w:w="1328" w:type="dxa"/>
           </w:tcPr>
           <w:p>
+            <w:pPr>
+              <w:rPr>
+                <w:lang w:eastAsia="ja-JP"/>
+              </w:rPr>
+            </w:pPr>
             <w:r>
               <w:rPr>
                 <w:rFonts w:hint="eastAsia"/>
                 <w:sz w:val="18"/>
+                <w:lang w:eastAsia="ja-JP"/>
               </w:rPr>
               <w:t>セッションなし</w:t>
             </w:r>
@@ -1126,6 +1303,7 @@
               <w:rPr>
                 <w:rFonts w:hint="eastAsia"/>
                 <w:sz w:val="18"/>
+                <w:lang w:eastAsia="ja-JP"/>
               </w:rPr>
               <w:br/>
             </w:r>
@@ -1133,6 +1311,7 @@
               <w:rPr>
                 <w:rFonts w:hint="eastAsia"/>
                 <w:sz w:val="18"/>
+                <w:lang w:eastAsia="ja-JP"/>
               </w:rPr>
               <w:t>（</w:t>
             </w:r>
@@ -1140,6 +1319,7 @@
               <w:rPr>
                 <w:rFonts w:hint="eastAsia"/>
                 <w:sz w:val="18"/>
+                <w:lang w:eastAsia="ja-JP"/>
               </w:rPr>
               <w:t>6</w:t>
             </w:r>
@@ -1147,6 +1327,7 @@
               <w:rPr>
                 <w:rFonts w:hint="eastAsia"/>
                 <w:sz w:val="18"/>
+                <w:lang w:eastAsia="ja-JP"/>
               </w:rPr>
               <w:t>月中希望なし）</w:t>
             </w:r>
@@ -1157,41 +1338,56 @@
             <w:tcW w:w="2093" w:type="dxa"/>
           </w:tcPr>
           <w:p>
-            <w:r>
-              <w:rPr>
-                <w:b w:val="0"/>
+            <w:pPr>
+              <w:rPr>
+                <w:lang w:eastAsia="ja-JP"/>
+              </w:rPr>
+            </w:pPr>
+            <w:r>
+              <w:rPr>
                 <w:sz w:val="20"/>
+                <w:lang w:eastAsia="ja-JP"/>
               </w:rPr>
               <w:t>モチベーション：高</w:t>
             </w:r>
             <w:r>
+              <w:rPr>
+                <w:lang w:eastAsia="ja-JP"/>
+              </w:rPr>
               <w:br/>
             </w:r>
             <w:r>
               <w:rPr>
-                <w:b w:val="0"/>
                 <w:sz w:val="20"/>
+                <w:lang w:eastAsia="ja-JP"/>
               </w:rPr>
               <w:t>自己肯定感：高</w:t>
             </w:r>
             <w:r>
+              <w:rPr>
+                <w:lang w:eastAsia="ja-JP"/>
+              </w:rPr>
               <w:br/>
             </w:r>
             <w:r>
               <w:rPr>
-                <w:b w:val="0"/>
                 <w:sz w:val="20"/>
+                <w:lang w:eastAsia="ja-JP"/>
               </w:rPr>
               <w:t>ホルモンバランス：男性ホルモン・甲状腺　要注意</w:t>
             </w:r>
             <w:r>
+              <w:rPr>
+                <w:lang w:eastAsia="ja-JP"/>
+              </w:rPr>
               <w:br/>
             </w:r>
             <w:r>
               <w:rPr>
-                <w:b w:val="0"/>
                 <w:sz w:val="20"/>
-              </w:rPr>
+                <w:lang w:eastAsia="ja-JP"/>
+              </w:rPr>
+              <w:lastRenderedPageBreak/>
               <w:t>離職の可能性：低（グリットワークスからクラウドパワーへ移動中の状況）</w:t>
             </w:r>
           </w:p>
@@ -1208,20 +1404,11 @@
             </w:pPr>
             <w:r>
               <w:rPr>
-                <w:b w:val="0"/>
                 <w:sz w:val="20"/>
-              </w:rPr>
+                <w:lang w:eastAsia="ja-JP"/>
+              </w:rPr>
+              <w:lastRenderedPageBreak/>
               <w:t>【見立て】相手の気持ちを想像する力を育てている途中。担当範囲の外まで想像力を広げられると、大きく伸びるタイプ。</w:t>
-            </w:r>
-            <w:r>
-              <w:br/>
-            </w:r>
-            <w:r>
-              <w:rPr>
-                <w:b w:val="0"/>
-                <w:sz w:val="20"/>
-              </w:rPr>
-              <w:t>【セッション概要】6月中のセッション希望なし。前回セッションでは「仕事の想像力」をテーマに、業務の影響範囲まで考える視点を扱った。</w:t>
             </w:r>
           </w:p>
         </w:tc>
@@ -1237,6 +1424,7 @@
                 <w:rFonts w:hint="eastAsia"/>
                 <w:sz w:val="18"/>
               </w:rPr>
+              <w:lastRenderedPageBreak/>
               <w:t>林</w:t>
             </w:r>
             <w:r>
@@ -1246,6 +1434,7 @@
               </w:rPr>
               <w:t xml:space="preserve"> </w:t>
             </w:r>
+            <w:proofErr w:type="spellStart"/>
             <w:r>
               <w:rPr>
                 <w:rFonts w:hint="eastAsia"/>
@@ -1253,6 +1442,7 @@
               </w:rPr>
               <w:t>美由紀さん</w:t>
             </w:r>
+            <w:proofErr w:type="spellEnd"/>
           </w:p>
         </w:tc>
         <w:tc>
@@ -1330,6 +1520,11 @@
             <w:tcW w:w="2093" w:type="dxa"/>
           </w:tcPr>
           <w:p>
+            <w:pPr>
+              <w:rPr>
+                <w:lang w:eastAsia="ja-JP"/>
+              </w:rPr>
+            </w:pPr>
             <w:r>
               <w:rPr>
                 <w:rFonts w:hint="eastAsia"/>
@@ -1420,7 +1615,7 @@
                 <w:sz w:val="20"/>
                 <w:lang w:eastAsia="ja-JP"/>
               </w:rPr>
-              <w:t>と良好だが問診票では毒素</w:t>
+              <w:t>と良好だが</w:t>
             </w:r>
             <w:r>
               <w:rPr>
@@ -1428,7 +1623,7 @@
                 <w:sz w:val="20"/>
                 <w:lang w:eastAsia="ja-JP"/>
               </w:rPr>
-              <w:t>40%</w:t>
+              <w:t>、問診票の結果は、回復力が低下している。このままの状況だと３年から５年でバーンナウトする可能性をお伝えし、毎日の体力回復強化のアドバイスをしました。</w:t>
             </w:r>
             <w:r>
               <w:rPr>
@@ -1436,7 +1631,7 @@
                 <w:sz w:val="20"/>
                 <w:lang w:eastAsia="ja-JP"/>
               </w:rPr>
-              <w:t>・代謝</w:t>
+              <w:br/>
             </w:r>
             <w:r>
               <w:rPr>
@@ -1444,7 +1639,7 @@
                 <w:sz w:val="20"/>
                 <w:lang w:eastAsia="ja-JP"/>
               </w:rPr>
-              <w:t>33%</w:t>
+              <w:t>【セッション概要】初回セッション。</w:t>
             </w:r>
             <w:r>
               <w:rPr>
@@ -1452,48 +1647,7 @@
                 <w:sz w:val="20"/>
                 <w:lang w:eastAsia="ja-JP"/>
               </w:rPr>
-              <w:t>・甲状腺</w:t>
-            </w:r>
-            <w:r>
-              <w:rPr>
-                <w:rFonts w:hint="eastAsia"/>
-                <w:sz w:val="20"/>
-                <w:lang w:eastAsia="ja-JP"/>
-              </w:rPr>
-              <w:t>32%</w:t>
-            </w:r>
-            <w:r>
-              <w:rPr>
-                <w:rFonts w:hint="eastAsia"/>
-                <w:sz w:val="20"/>
-                <w:lang w:eastAsia="ja-JP"/>
-              </w:rPr>
-              <w:t>など全項目が要注意レベル。交感神経優位が継続しており、自覚より身体への負荷が高い状態。自己肯定感の低さが唯一の課題だが、承認・強みの言語化で王の気質</w:t>
-            </w:r>
-            <w:r>
-              <w:rPr>
-                <w:rFonts w:hint="eastAsia"/>
-                <w:sz w:val="20"/>
-                <w:lang w:eastAsia="ja-JP"/>
-              </w:rPr>
-              <w:lastRenderedPageBreak/>
-              <w:t>が一気に開花する可能性あり。</w:t>
-            </w:r>
-            <w:r>
-              <w:rPr>
-                <w:rFonts w:hint="eastAsia"/>
-                <w:sz w:val="20"/>
-                <w:lang w:eastAsia="ja-JP"/>
-              </w:rPr>
-              <w:br/>
-            </w:r>
-            <w:r>
-              <w:rPr>
-                <w:rFonts w:hint="eastAsia"/>
-                <w:sz w:val="20"/>
-                <w:lang w:eastAsia="ja-JP"/>
-              </w:rPr>
-              <w:t>【セッション概要】初回セッション。問診票説明・プロファイリング（王・未来型・両方タイプ）説明。便秘対策（朝の白湯・木綿豆腐）・睡眠前の楽しい習慣・腸マッサージを提案。次回：白湯習慣確認・自分の好きなところリスト・家族プロファイリング（ご主人・娘さん）。</w:t>
+              <w:t>朝から疲れている日の回復方法お伝え。プロファイリングからは、ご本人が持っている強みを今まで周囲から求められることが多く、そこが自分の強みとは意外という言葉が聞かれた。ご自身の強みをどう使いこなすかを考えることで気持ちの余裕ができるかもしれないお話をいたしました。</w:t>
             </w:r>
           </w:p>
         </w:tc>
@@ -1524,28 +1678,71 @@
     <w:p>
       <w:pPr>
         <w:rPr>
+          <w:sz w:val="20"/>
           <w:lang w:eastAsia="ja-JP"/>
         </w:rPr>
       </w:pPr>
       <w:r>
         <w:rPr>
           <w:sz w:val="20"/>
+          <w:lang w:eastAsia="ja-JP"/>
         </w:rPr>
-        <w:t xml:space="preserve">　6月は社員全体会議を通じて、保健室の位置づけについて率直に意見を交わすことができた月でした。現時点で早急な対応が必要な状態のメンバーはおりませんが、佐治さんの心身の負荷については、橋渡し役としての役割も担っていただいている分、引き続き注視してまいります。</w:t>
-      </w:r>
-      <w:r>
-        <w:br/>
+        <w:t xml:space="preserve">　</w:t>
       </w:r>
       <w:r>
         <w:rPr>
           <w:sz w:val="20"/>
+          <w:lang w:eastAsia="ja-JP"/>
         </w:rPr>
-        <w:t xml:space="preserve">　今期を通じて感じたこととして、青木さん・中丸さん・有田さんに、行動に移すまで時間を要する場面が共通して見られます。社長からもお話があったように、お互いが刺激し合える環境が育ってきており、今後さらに力を発揮されていくと感じております。</w:t>
+        <w:t>6</w:t>
+      </w:r>
+      <w:r>
+        <w:rPr>
+          <w:sz w:val="20"/>
+          <w:lang w:eastAsia="ja-JP"/>
+        </w:rPr>
+        <w:t>月は社員全体会議を通じて、保健室の位置づけについて率直に意見を交わすことができた月でした。現時点で早急な対応が必要な状態のメンバーはおりません</w:t>
+      </w:r>
+      <w:r>
+        <w:rPr>
+          <w:rFonts w:hint="eastAsia"/>
+          <w:sz w:val="20"/>
+          <w:lang w:eastAsia="ja-JP"/>
+        </w:rPr>
+        <w:t>。</w:t>
       </w:r>
     </w:p>
     <w:p>
       <w:pPr>
-        <w:jc w:val="right"/>
+        <w:rPr>
+          <w:lang w:eastAsia="ja-JP"/>
+        </w:rPr>
+      </w:pPr>
+      <w:r>
+        <w:rPr>
+          <w:sz w:val="20"/>
+          <w:lang w:eastAsia="ja-JP"/>
+        </w:rPr>
+        <w:t xml:space="preserve">　今期を通じて感じたこととして、青木さん・中丸さん・有田さんに、行動に移すまで時間を要する場面が共通して</w:t>
+      </w:r>
+      <w:r>
+        <w:rPr>
+          <w:rFonts w:hint="eastAsia"/>
+          <w:sz w:val="20"/>
+          <w:lang w:eastAsia="ja-JP"/>
+        </w:rPr>
+        <w:t>あるとお聞きしております</w:t>
+      </w:r>
+      <w:r>
+        <w:rPr>
+          <w:sz w:val="20"/>
+          <w:lang w:eastAsia="ja-JP"/>
+        </w:rPr>
+        <w:t>。社長からもお話があったように、お互いが刺激し合える環境が育ってきており、今後さらに力を発揮されていくと感じております。</w:t>
+      </w:r>
+    </w:p>
+    <w:p>
+      <w:pPr>
         <w:rPr>
           <w:lang w:eastAsia="ja-JP"/>
         </w:rPr>
@@ -1562,21 +1759,21 @@
           <w:rFonts w:hint="eastAsia"/>
           <w:lang w:eastAsia="ja-JP"/>
         </w:rPr>
-        <w:t>の社員会議では「最近社内で意見が出るようになった」「言われて終わりだったのが、どう感じたかを共有するようになった」という佐治さんからの言葉がありました。保健室の関わりが少しずつ組織の空気に影響している可能性があります。</w:t>
+        <w:t>の社員会議では「最近社内で意見が出るようになった」「言われて終わりだったのが、どう感じたかを共有するようになった」という</w:t>
       </w:r>
       <w:r>
         <w:rPr>
           <w:rFonts w:hint="eastAsia"/>
           <w:lang w:eastAsia="ja-JP"/>
         </w:rPr>
-        <w:t>8</w:t>
+        <w:t>皆</w:t>
       </w:r>
       <w:r>
         <w:rPr>
           <w:rFonts w:hint="eastAsia"/>
           <w:lang w:eastAsia="ja-JP"/>
         </w:rPr>
-        <w:t>月末をもって現契約が終了する見通しですが、残り</w:t>
+        <w:t>さんからの言葉がありました。残り</w:t>
       </w:r>
       <w:r>
         <w:rPr>
@@ -1590,8 +1787,30 @@
           <w:rFonts w:hint="eastAsia"/>
           <w:lang w:eastAsia="ja-JP"/>
         </w:rPr>
-        <w:t>ヶ月は「佐治さんを通じて必要な方を保健室につなぐ」「林さんとの継続セッション」を軸に、一人ひとりに届く関わりを続けてまいります。引き続きよろしくお願いいたします。</w:t>
+        <w:t>ヶ月は「佐治さんを通じて必要な方を保健室につなぐ」「林さんとの継続セッション」を軸に、一</w:t>
       </w:r>
+      <w:r>
+        <w:rPr>
+          <w:rFonts w:hint="eastAsia"/>
+          <w:lang w:eastAsia="ja-JP"/>
+        </w:rPr>
+        <w:t>人</w:t>
+      </w:r>
+      <w:r>
+        <w:rPr>
+          <w:rFonts w:hint="eastAsia"/>
+          <w:lang w:eastAsia="ja-JP"/>
+        </w:rPr>
+        <w:t>ひとりに届く関わりを続けてまいります。引き続きよろしくお願いいたします。</w:t>
+      </w:r>
+    </w:p>
+    <w:p>
+      <w:pPr>
+        <w:jc w:val="right"/>
+        <w:rPr>
+          <w:lang w:eastAsia="ja-JP"/>
+        </w:rPr>
+      </w:pPr>
       <w:r>
         <w:rPr>
           <w:sz w:val="20"/>

--- a/20_Projects/企業のオンライン保健室/クラウドパワー株式会社/02_報告会記録/クラウドパワー様_2026年6月_月次報告書.docx
+++ b/20_Projects/企業のオンライン保健室/クラウドパワー株式会社/02_報告会記録/クラウドパワー様_2026年6月_月次報告書.docx
@@ -1079,38 +1079,8 @@
             <w:r>
               <w:rPr>
                 <w:sz w:val="20"/>
-                <w:lang w:eastAsia="ja-JP"/>
-              </w:rPr>
-              <w:t>【見立て】言語化はできるが行動に移すまで時間がかかるタイプ。安定を大切にする気質</w:t>
-            </w:r>
-            <w:r>
-              <w:rPr>
-                <w:rFonts w:hint="eastAsia"/>
-                <w:sz w:val="20"/>
-                <w:lang w:eastAsia="ja-JP"/>
-              </w:rPr>
-              <w:t>と幼少期に何らかのトラウマを抱えている可能性。</w:t>
-            </w:r>
-            <w:r>
-              <w:rPr>
-                <w:sz w:val="20"/>
-                <w:lang w:eastAsia="ja-JP"/>
-              </w:rPr>
-              <w:t>小さな成功体験</w:t>
-            </w:r>
-            <w:r>
-              <w:rPr>
-                <w:rFonts w:hint="eastAsia"/>
-                <w:sz w:val="20"/>
-                <w:lang w:eastAsia="ja-JP"/>
-              </w:rPr>
-              <w:t>を積み重ねることがトラウマからの解放になる可能性。</w:t>
-            </w:r>
-            <w:r>
-              <w:rPr>
-                <w:lang w:eastAsia="ja-JP"/>
-              </w:rPr>
-              <w:br/>
+              </w:rPr>
+              <w:t>【見立て】言語化はできるが行動に移すまで時間がかかるタイプ。安定を大切にする気質のため、急かさず小さな成功体験を積めるとよい。</w:t>
             </w:r>
           </w:p>
         </w:tc>

--- a/20_Projects/企業のオンライン保健室/クラウドパワー株式会社/02_報告会記録/クラウドパワー様_2026年6月_月次報告書.docx
+++ b/20_Projects/企業のオンライン保健室/クラウドパワー株式会社/02_報告会記録/クラウドパワー様_2026年6月_月次報告書.docx
@@ -1073,15 +1073,31 @@
           <w:p>
             <w:pPr>
               <w:rPr>
+                <w:sz w:val="20"/>
                 <w:lang w:eastAsia="ja-JP"/>
               </w:rPr>
             </w:pPr>
             <w:r>
               <w:rPr>
                 <w:sz w:val="20"/>
-              </w:rPr>
-              <w:t>【見立て】言語化はできるが行動に移すまで時間がかかるタイプ。安定を大切にする気質のため、急かさず小さな成功体験を積めるとよい。</w:t>
-            </w:r>
+                <w:lang w:eastAsia="ja-JP"/>
+              </w:rPr>
+              <w:t>【見立て】</w:t>
+            </w:r>
+            <w:r>
+              <w:rPr>
+                <w:sz w:val="20"/>
+                <w:lang w:eastAsia="ja-JP"/>
+              </w:rPr>
+              <w:t>健康面から見ると、慎重に整理してから行動する傾向が見られました。</w:t>
+            </w:r>
+          </w:p>
+          <w:p>
+            <w:pPr>
+              <w:rPr>
+                <w:lang w:eastAsia="ja-JP"/>
+              </w:rPr>
+            </w:pPr>
           </w:p>
         </w:tc>
       </w:tr>
@@ -1357,8 +1373,15 @@
                 <w:sz w:val="20"/>
                 <w:lang w:eastAsia="ja-JP"/>
               </w:rPr>
+              <w:t>離職の可能性：低</w:t>
+            </w:r>
+            <w:r>
+              <w:rPr>
+                <w:sz w:val="20"/>
+                <w:lang w:eastAsia="ja-JP"/>
+              </w:rPr>
               <w:lastRenderedPageBreak/>
-              <w:t>離職の可能性：低（グリットワークスからクラウドパワーへ移動中の状況）</w:t>
+              <w:t>（グリットワークスからクラウドパワーへ移動中の状況）</w:t>
             </w:r>
           </w:p>
         </w:tc>
@@ -1394,7 +1417,6 @@
                 <w:rFonts w:hint="eastAsia"/>
                 <w:sz w:val="18"/>
               </w:rPr>
-              <w:lastRenderedPageBreak/>
               <w:t>林</w:t>
             </w:r>
             <w:r>
@@ -1593,7 +1615,22 @@
                 <w:sz w:val="20"/>
                 <w:lang w:eastAsia="ja-JP"/>
               </w:rPr>
-              <w:t>、問診票の結果は、回復力が低下している。このままの状況だと３年から５年でバーンナウトする可能性をお伝えし、毎日の体力回復強化のアドバイスをしました。</w:t>
+              <w:t>、問診票の結果は、回復力が低下している。このままの状況だと３年から５年でバーンナウトする可能性</w:t>
+            </w:r>
+            <w:r>
+              <w:rPr>
+                <w:rFonts w:hint="eastAsia"/>
+                <w:sz w:val="20"/>
+                <w:lang w:eastAsia="ja-JP"/>
+              </w:rPr>
+              <w:t>。</w:t>
+            </w:r>
+            <w:r>
+              <w:rPr>
+                <w:sz w:val="20"/>
+                <w:lang w:eastAsia="ja-JP"/>
+              </w:rPr>
+              <w:br/>
             </w:r>
             <w:r>
               <w:rPr>
@@ -1642,7 +1679,23 @@
           <w:sz w:val="20"/>
           <w:lang w:eastAsia="ja-JP"/>
         </w:rPr>
-        <w:t>【全体傾向と提言】</w:t>
+        <w:t>【</w:t>
+      </w:r>
+      <w:r>
+        <w:rPr>
+          <w:b/>
+          <w:sz w:val="20"/>
+          <w:lang w:eastAsia="ja-JP"/>
+        </w:rPr>
+        <w:t>健康面から見た所見</w:t>
+      </w:r>
+      <w:r>
+        <w:rPr>
+          <w:b/>
+          <w:sz w:val="20"/>
+          <w:lang w:eastAsia="ja-JP"/>
+        </w:rPr>
+        <w:t>】</w:t>
       </w:r>
     </w:p>
     <w:p>
@@ -1657,13 +1710,6 @@
           <w:sz w:val="20"/>
           <w:lang w:eastAsia="ja-JP"/>
         </w:rPr>
-        <w:t xml:space="preserve">　</w:t>
-      </w:r>
-      <w:r>
-        <w:rPr>
-          <w:sz w:val="20"/>
-          <w:lang w:eastAsia="ja-JP"/>
-        </w:rPr>
         <w:t>6</w:t>
       </w:r>
       <w:r>
@@ -1671,20 +1717,13 @@
           <w:sz w:val="20"/>
           <w:lang w:eastAsia="ja-JP"/>
         </w:rPr>
-        <w:t>月は社員全体会議を通じて、保健室の位置づけについて率直に意見を交わすことができた月でした。現時点で早急な対応が必要な状態のメンバーはおりません</w:t>
-      </w:r>
-      <w:r>
-        <w:rPr>
-          <w:rFonts w:hint="eastAsia"/>
-          <w:sz w:val="20"/>
-          <w:lang w:eastAsia="ja-JP"/>
-        </w:rPr>
-        <w:t>。</w:t>
+        <w:t>月は社員全体会議を通じて、保健室の位置づけについて率直に意見を交わすことができた月でした。保健室としても、社員の皆さんが保健室をどのように受け止めているかを直接確認できたことは、今後の運用を考える上で有意義な機会となりました。</w:t>
       </w:r>
     </w:p>
     <w:p>
       <w:pPr>
         <w:rPr>
+          <w:sz w:val="20"/>
           <w:lang w:eastAsia="ja-JP"/>
         </w:rPr>
       </w:pPr>
@@ -1693,85 +1732,42 @@
           <w:sz w:val="20"/>
           <w:lang w:eastAsia="ja-JP"/>
         </w:rPr>
-        <w:t xml:space="preserve">　今期を通じて感じたこととして、青木さん・中丸さん・有田さんに、行動に移すまで時間を要する場面が共通して</w:t>
-      </w:r>
-      <w:r>
-        <w:rPr>
-          <w:rFonts w:hint="eastAsia"/>
-          <w:sz w:val="20"/>
-          <w:lang w:eastAsia="ja-JP"/>
-        </w:rPr>
-        <w:t>あるとお聞きしております</w:t>
+        <w:t>また、長谷川さんからは「自ら考え、自らの意見を言えるようになった、誇らしい従業員」とのお話がありました。社員会議でも率直に意見を交わす場面が見られ、保健室としても、安心して意見を伝えられる環境づくりが進みつつあることを感じました。こうした環境は、職場での心理的負担の軽減や相互理解につながる要素の一つと考えています。</w:t>
       </w:r>
       <w:r>
         <w:rPr>
           <w:sz w:val="20"/>
           <w:lang w:eastAsia="ja-JP"/>
         </w:rPr>
-        <w:t>。社長からもお話があったように、お互いが刺激し合える環境が育ってきており、今後さらに力を発揮されていくと感じております。</w:t>
-      </w:r>
-    </w:p>
-    <w:p>
-      <w:pPr>
-        <w:rPr>
-          <w:lang w:eastAsia="ja-JP"/>
-        </w:rPr>
-      </w:pPr>
-      <w:r>
-        <w:rPr>
-          <w:rFonts w:hint="eastAsia"/>
-          <w:lang w:eastAsia="ja-JP"/>
-        </w:rPr>
-        <w:t>6/26</w:t>
+        <w:br/>
       </w:r>
       <w:r>
         <w:rPr>
-          <w:rFonts w:hint="eastAsia"/>
+          <w:sz w:val="20"/>
           <w:lang w:eastAsia="ja-JP"/>
         </w:rPr>
-        <w:t>の社員会議では「最近社内で意見が出るようになった」「言われて終わりだったのが、どう感じたかを共有するようになった」という</w:t>
+        <w:br/>
       </w:r>
       <w:r>
         <w:rPr>
-          <w:rFonts w:hint="eastAsia"/>
+          <w:sz w:val="20"/>
           <w:lang w:eastAsia="ja-JP"/>
         </w:rPr>
-        <w:t>皆</w:t>
+        <w:t>現時点で早急な対応が必要な健康状態の社員は確認されておりません。残り</w:t>
       </w:r>
       <w:r>
         <w:rPr>
-          <w:rFonts w:hint="eastAsia"/>
-          <w:lang w:eastAsia="ja-JP"/>
-        </w:rPr>
-        <w:t>さんからの言葉がありました。残り</w:t>
-      </w:r>
-      <w:r>
-        <w:rPr>
-          <w:rFonts w:hint="eastAsia"/>
+          <w:sz w:val="20"/>
           <w:lang w:eastAsia="ja-JP"/>
         </w:rPr>
         <w:t>2</w:t>
       </w:r>
       <w:r>
         <w:rPr>
-          <w:rFonts w:hint="eastAsia"/>
+          <w:sz w:val="20"/>
           <w:lang w:eastAsia="ja-JP"/>
         </w:rPr>
-        <w:t>ヶ月は「佐治さんを通じて必要な方を保健室につなぐ」「林さんとの継続セッション」を軸に、一</w:t>
-      </w:r>
-      <w:r>
-        <w:rPr>
-          <w:rFonts w:hint="eastAsia"/>
-          <w:lang w:eastAsia="ja-JP"/>
-        </w:rPr>
-        <w:t>人</w:t>
-      </w:r>
-      <w:r>
-        <w:rPr>
-          <w:rFonts w:hint="eastAsia"/>
-          <w:lang w:eastAsia="ja-JP"/>
-        </w:rPr>
-        <w:t>ひとりに届く関わりを続けてまいります。引き続きよろしくお願いいたします。</w:t>
+        <w:t>か月は、佐治さんを通じて必要な方を保健室につないでいただくこと、林さんとの継続セッションを軸に、引き続き健康面から会社全体の状態を整理し、経営判断の参考となる情報をご報告してまいります。</w:t>
       </w:r>
     </w:p>
     <w:p>
@@ -2677,7 +2673,6 @@
   <w:style w:type="character" w:default="1" w:styleId="a2">
     <w:name w:val="Default Paragraph Font"/>
     <w:uiPriority w:val="1"/>
-    <w:semiHidden/>
     <w:unhideWhenUsed/>
   </w:style>
   <w:style w:type="table" w:default="1" w:styleId="a3">

--- a/20_Projects/企業のオンライン保健室/クラウドパワー株式会社/02_報告会記録/クラウドパワー様_2026年6月_月次報告書.docx
+++ b/20_Projects/企業のオンライン保健室/クラウドパワー株式会社/02_報告会記録/クラウドパワー様_2026年6月_月次報告書.docx
@@ -929,6 +929,259 @@
             <w:tcW w:w="1327" w:type="dxa"/>
           </w:tcPr>
           <w:p>
+            <w:r>
+              <w:rPr>
+                <w:rFonts w:hint="eastAsia"/>
+                <w:sz w:val="18"/>
+              </w:rPr>
+              <w:t>林</w:t>
+            </w:r>
+            <w:r>
+              <w:rPr>
+                <w:rFonts w:hint="eastAsia"/>
+                <w:sz w:val="18"/>
+              </w:rPr>
+              <w:t xml:space="preserve"> </w:t>
+            </w:r>
+            <w:proofErr w:type="spellStart"/>
+            <w:r>
+              <w:rPr>
+                <w:rFonts w:hint="eastAsia"/>
+                <w:sz w:val="18"/>
+              </w:rPr>
+              <w:t>美由紀さん</w:t>
+            </w:r>
+            <w:proofErr w:type="spellEnd"/>
+          </w:p>
+        </w:tc>
+        <w:tc>
+          <w:tcPr>
+            <w:tcW w:w="1328" w:type="dxa"/>
+          </w:tcPr>
+          <w:p>
+            <w:r>
+              <w:rPr>
+                <w:rFonts w:hint="eastAsia"/>
+                <w:sz w:val="18"/>
+              </w:rPr>
+              <w:t>第</w:t>
+            </w:r>
+            <w:r>
+              <w:rPr>
+                <w:rFonts w:hint="eastAsia"/>
+                <w:sz w:val="18"/>
+              </w:rPr>
+              <w:t>1</w:t>
+            </w:r>
+            <w:r>
+              <w:rPr>
+                <w:rFonts w:hint="eastAsia"/>
+                <w:sz w:val="18"/>
+              </w:rPr>
+              <w:t>回：</w:t>
+            </w:r>
+            <w:r>
+              <w:rPr>
+                <w:rFonts w:hint="eastAsia"/>
+                <w:sz w:val="18"/>
+              </w:rPr>
+              <w:t>7</w:t>
+            </w:r>
+            <w:r>
+              <w:rPr>
+                <w:rFonts w:hint="eastAsia"/>
+                <w:sz w:val="18"/>
+              </w:rPr>
+              <w:t>月</w:t>
+            </w:r>
+            <w:r>
+              <w:rPr>
+                <w:rFonts w:hint="eastAsia"/>
+                <w:sz w:val="18"/>
+              </w:rPr>
+              <w:t>3</w:t>
+            </w:r>
+            <w:r>
+              <w:rPr>
+                <w:rFonts w:hint="eastAsia"/>
+                <w:sz w:val="18"/>
+              </w:rPr>
+              <w:t>日（計</w:t>
+            </w:r>
+            <w:r>
+              <w:rPr>
+                <w:rFonts w:hint="eastAsia"/>
+                <w:sz w:val="18"/>
+              </w:rPr>
+              <w:t>1</w:t>
+            </w:r>
+            <w:r>
+              <w:rPr>
+                <w:rFonts w:hint="eastAsia"/>
+                <w:sz w:val="18"/>
+              </w:rPr>
+              <w:t>回）</w:t>
+            </w:r>
+          </w:p>
+        </w:tc>
+        <w:tc>
+          <w:tcPr>
+            <w:tcW w:w="2093" w:type="dxa"/>
+          </w:tcPr>
+          <w:p>
+            <w:pPr>
+              <w:rPr>
+                <w:lang w:eastAsia="ja-JP"/>
+              </w:rPr>
+            </w:pPr>
+            <w:r>
+              <w:rPr>
+                <w:rFonts w:hint="eastAsia"/>
+                <w:sz w:val="20"/>
+                <w:lang w:eastAsia="ja-JP"/>
+              </w:rPr>
+              <w:t>モチベーション：高</w:t>
+            </w:r>
+            <w:r>
+              <w:rPr>
+                <w:rFonts w:hint="eastAsia"/>
+                <w:sz w:val="20"/>
+                <w:lang w:eastAsia="ja-JP"/>
+              </w:rPr>
+              <w:br/>
+            </w:r>
+            <w:r>
+              <w:rPr>
+                <w:rFonts w:hint="eastAsia"/>
+                <w:sz w:val="20"/>
+                <w:lang w:eastAsia="ja-JP"/>
+              </w:rPr>
+              <w:t>自己肯定感：中</w:t>
+            </w:r>
+            <w:r>
+              <w:rPr>
+                <w:rFonts w:hint="eastAsia"/>
+                <w:sz w:val="20"/>
+                <w:lang w:eastAsia="ja-JP"/>
+              </w:rPr>
+              <w:br/>
+            </w:r>
+            <w:r>
+              <w:rPr>
+                <w:rFonts w:hint="eastAsia"/>
+                <w:sz w:val="20"/>
+                <w:lang w:eastAsia="ja-JP"/>
+              </w:rPr>
+              <w:t>ホルモンバランス：要注意</w:t>
+            </w:r>
+            <w:r>
+              <w:rPr>
+                <w:rFonts w:hint="eastAsia"/>
+                <w:sz w:val="20"/>
+                <w:lang w:eastAsia="ja-JP"/>
+              </w:rPr>
+              <w:br/>
+            </w:r>
+            <w:r>
+              <w:rPr>
+                <w:rFonts w:hint="eastAsia"/>
+                <w:sz w:val="20"/>
+                <w:lang w:eastAsia="ja-JP"/>
+              </w:rPr>
+              <w:t>離職の可能性：低</w:t>
+            </w:r>
+          </w:p>
+        </w:tc>
+        <w:tc>
+          <w:tcPr>
+            <w:tcW w:w="4648" w:type="dxa"/>
+          </w:tcPr>
+          <w:p>
+            <w:pPr>
+              <w:rPr>
+                <w:lang w:eastAsia="ja-JP"/>
+              </w:rPr>
+            </w:pPr>
+            <w:r>
+              <w:rPr>
+                <w:rFonts w:hint="eastAsia"/>
+                <w:sz w:val="20"/>
+                <w:lang w:eastAsia="ja-JP"/>
+              </w:rPr>
+              <w:t>【見立て】体調</w:t>
+            </w:r>
+            <w:r>
+              <w:rPr>
+                <w:rFonts w:hint="eastAsia"/>
+                <w:sz w:val="20"/>
+                <w:lang w:eastAsia="ja-JP"/>
+              </w:rPr>
+              <w:t>90%</w:t>
+            </w:r>
+            <w:r>
+              <w:rPr>
+                <w:rFonts w:hint="eastAsia"/>
+                <w:sz w:val="20"/>
+                <w:lang w:eastAsia="ja-JP"/>
+              </w:rPr>
+              <w:t>と良好だが</w:t>
+            </w:r>
+            <w:r>
+              <w:rPr>
+                <w:rFonts w:hint="eastAsia"/>
+                <w:sz w:val="20"/>
+                <w:lang w:eastAsia="ja-JP"/>
+              </w:rPr>
+              <w:t>、問診票の結果は、回復力が低下している。このままの状況だと３年から５年でバーンナウトする可能性</w:t>
+            </w:r>
+            <w:r>
+              <w:rPr>
+                <w:rFonts w:hint="eastAsia"/>
+                <w:sz w:val="20"/>
+                <w:lang w:eastAsia="ja-JP"/>
+              </w:rPr>
+              <w:t>。</w:t>
+            </w:r>
+            <w:r>
+              <w:rPr>
+                <w:sz w:val="20"/>
+                <w:lang w:eastAsia="ja-JP"/>
+              </w:rPr>
+              <w:br/>
+            </w:r>
+            <w:r>
+              <w:rPr>
+                <w:rFonts w:hint="eastAsia"/>
+                <w:sz w:val="20"/>
+                <w:lang w:eastAsia="ja-JP"/>
+              </w:rPr>
+              <w:br/>
+            </w:r>
+            <w:r>
+              <w:rPr>
+                <w:rFonts w:hint="eastAsia"/>
+                <w:sz w:val="20"/>
+                <w:lang w:eastAsia="ja-JP"/>
+              </w:rPr>
+              <w:t>【セッション概要】初回セッション。</w:t>
+            </w:r>
+            <w:r>
+              <w:rPr>
+                <w:rFonts w:hint="eastAsia"/>
+                <w:sz w:val="20"/>
+                <w:lang w:eastAsia="ja-JP"/>
+              </w:rPr>
+              <w:t>朝から疲れている日の回復方法お伝え。プロファイリングからは、ご本人が持っている強みを今まで周囲から求められることが多く、そこが自分の強みとは意外という言葉が聞かれた。ご自身の強みをどう使いこなすかを考えることで気持ちの余裕ができるかもしれないお話をいたしました。</w:t>
+            </w:r>
+          </w:p>
+        </w:tc>
+      </w:tr>
+      <w:tr>
+        <w:tc>
+          <w:tcPr>
+            <w:tcW w:w="1327" w:type="dxa"/>
+          </w:tcPr>
+          <w:p>
             <w:proofErr w:type="spellStart"/>
             <w:r>
               <w:rPr>
@@ -1402,259 +1655,6 @@
               </w:rPr>
               <w:lastRenderedPageBreak/>
               <w:t>【見立て】相手の気持ちを想像する力を育てている途中。担当範囲の外まで想像力を広げられると、大きく伸びるタイプ。</w:t>
-            </w:r>
-          </w:p>
-        </w:tc>
-      </w:tr>
-      <w:tr>
-        <w:tc>
-          <w:tcPr>
-            <w:tcW w:w="1327" w:type="dxa"/>
-          </w:tcPr>
-          <w:p>
-            <w:r>
-              <w:rPr>
-                <w:rFonts w:hint="eastAsia"/>
-                <w:sz w:val="18"/>
-              </w:rPr>
-              <w:t>林</w:t>
-            </w:r>
-            <w:r>
-              <w:rPr>
-                <w:rFonts w:hint="eastAsia"/>
-                <w:sz w:val="18"/>
-              </w:rPr>
-              <w:t xml:space="preserve"> </w:t>
-            </w:r>
-            <w:proofErr w:type="spellStart"/>
-            <w:r>
-              <w:rPr>
-                <w:rFonts w:hint="eastAsia"/>
-                <w:sz w:val="18"/>
-              </w:rPr>
-              <w:t>美由紀さん</w:t>
-            </w:r>
-            <w:proofErr w:type="spellEnd"/>
-          </w:p>
-        </w:tc>
-        <w:tc>
-          <w:tcPr>
-            <w:tcW w:w="1328" w:type="dxa"/>
-          </w:tcPr>
-          <w:p>
-            <w:r>
-              <w:rPr>
-                <w:rFonts w:hint="eastAsia"/>
-                <w:sz w:val="18"/>
-              </w:rPr>
-              <w:t>第</w:t>
-            </w:r>
-            <w:r>
-              <w:rPr>
-                <w:rFonts w:hint="eastAsia"/>
-                <w:sz w:val="18"/>
-              </w:rPr>
-              <w:t>1</w:t>
-            </w:r>
-            <w:r>
-              <w:rPr>
-                <w:rFonts w:hint="eastAsia"/>
-                <w:sz w:val="18"/>
-              </w:rPr>
-              <w:t>回：</w:t>
-            </w:r>
-            <w:r>
-              <w:rPr>
-                <w:rFonts w:hint="eastAsia"/>
-                <w:sz w:val="18"/>
-              </w:rPr>
-              <w:t>7</w:t>
-            </w:r>
-            <w:r>
-              <w:rPr>
-                <w:rFonts w:hint="eastAsia"/>
-                <w:sz w:val="18"/>
-              </w:rPr>
-              <w:t>月</w:t>
-            </w:r>
-            <w:r>
-              <w:rPr>
-                <w:rFonts w:hint="eastAsia"/>
-                <w:sz w:val="18"/>
-              </w:rPr>
-              <w:t>3</w:t>
-            </w:r>
-            <w:r>
-              <w:rPr>
-                <w:rFonts w:hint="eastAsia"/>
-                <w:sz w:val="18"/>
-              </w:rPr>
-              <w:t>日（計</w:t>
-            </w:r>
-            <w:r>
-              <w:rPr>
-                <w:rFonts w:hint="eastAsia"/>
-                <w:sz w:val="18"/>
-              </w:rPr>
-              <w:t>1</w:t>
-            </w:r>
-            <w:r>
-              <w:rPr>
-                <w:rFonts w:hint="eastAsia"/>
-                <w:sz w:val="18"/>
-              </w:rPr>
-              <w:t>回）</w:t>
-            </w:r>
-          </w:p>
-        </w:tc>
-        <w:tc>
-          <w:tcPr>
-            <w:tcW w:w="2093" w:type="dxa"/>
-          </w:tcPr>
-          <w:p>
-            <w:pPr>
-              <w:rPr>
-                <w:lang w:eastAsia="ja-JP"/>
-              </w:rPr>
-            </w:pPr>
-            <w:r>
-              <w:rPr>
-                <w:rFonts w:hint="eastAsia"/>
-                <w:sz w:val="20"/>
-                <w:lang w:eastAsia="ja-JP"/>
-              </w:rPr>
-              <w:t>モチベーション：高</w:t>
-            </w:r>
-            <w:r>
-              <w:rPr>
-                <w:rFonts w:hint="eastAsia"/>
-                <w:sz w:val="20"/>
-                <w:lang w:eastAsia="ja-JP"/>
-              </w:rPr>
-              <w:br/>
-            </w:r>
-            <w:r>
-              <w:rPr>
-                <w:rFonts w:hint="eastAsia"/>
-                <w:sz w:val="20"/>
-                <w:lang w:eastAsia="ja-JP"/>
-              </w:rPr>
-              <w:t>自己肯定感：中</w:t>
-            </w:r>
-            <w:r>
-              <w:rPr>
-                <w:rFonts w:hint="eastAsia"/>
-                <w:sz w:val="20"/>
-                <w:lang w:eastAsia="ja-JP"/>
-              </w:rPr>
-              <w:br/>
-            </w:r>
-            <w:r>
-              <w:rPr>
-                <w:rFonts w:hint="eastAsia"/>
-                <w:sz w:val="20"/>
-                <w:lang w:eastAsia="ja-JP"/>
-              </w:rPr>
-              <w:t>ホルモンバランス：要注意</w:t>
-            </w:r>
-            <w:r>
-              <w:rPr>
-                <w:rFonts w:hint="eastAsia"/>
-                <w:sz w:val="20"/>
-                <w:lang w:eastAsia="ja-JP"/>
-              </w:rPr>
-              <w:br/>
-            </w:r>
-            <w:r>
-              <w:rPr>
-                <w:rFonts w:hint="eastAsia"/>
-                <w:sz w:val="20"/>
-                <w:lang w:eastAsia="ja-JP"/>
-              </w:rPr>
-              <w:t>離職の可能性：低</w:t>
-            </w:r>
-          </w:p>
-        </w:tc>
-        <w:tc>
-          <w:tcPr>
-            <w:tcW w:w="4648" w:type="dxa"/>
-          </w:tcPr>
-          <w:p>
-            <w:pPr>
-              <w:rPr>
-                <w:lang w:eastAsia="ja-JP"/>
-              </w:rPr>
-            </w:pPr>
-            <w:r>
-              <w:rPr>
-                <w:rFonts w:hint="eastAsia"/>
-                <w:sz w:val="20"/>
-                <w:lang w:eastAsia="ja-JP"/>
-              </w:rPr>
-              <w:t>【見立て】体調</w:t>
-            </w:r>
-            <w:r>
-              <w:rPr>
-                <w:rFonts w:hint="eastAsia"/>
-                <w:sz w:val="20"/>
-                <w:lang w:eastAsia="ja-JP"/>
-              </w:rPr>
-              <w:t>90%</w:t>
-            </w:r>
-            <w:r>
-              <w:rPr>
-                <w:rFonts w:hint="eastAsia"/>
-                <w:sz w:val="20"/>
-                <w:lang w:eastAsia="ja-JP"/>
-              </w:rPr>
-              <w:t>と良好だが</w:t>
-            </w:r>
-            <w:r>
-              <w:rPr>
-                <w:rFonts w:hint="eastAsia"/>
-                <w:sz w:val="20"/>
-                <w:lang w:eastAsia="ja-JP"/>
-              </w:rPr>
-              <w:t>、問診票の結果は、回復力が低下している。このままの状況だと３年から５年でバーンナウトする可能性</w:t>
-            </w:r>
-            <w:r>
-              <w:rPr>
-                <w:rFonts w:hint="eastAsia"/>
-                <w:sz w:val="20"/>
-                <w:lang w:eastAsia="ja-JP"/>
-              </w:rPr>
-              <w:t>。</w:t>
-            </w:r>
-            <w:r>
-              <w:rPr>
-                <w:sz w:val="20"/>
-                <w:lang w:eastAsia="ja-JP"/>
-              </w:rPr>
-              <w:br/>
-            </w:r>
-            <w:r>
-              <w:rPr>
-                <w:rFonts w:hint="eastAsia"/>
-                <w:sz w:val="20"/>
-                <w:lang w:eastAsia="ja-JP"/>
-              </w:rPr>
-              <w:br/>
-            </w:r>
-            <w:r>
-              <w:rPr>
-                <w:rFonts w:hint="eastAsia"/>
-                <w:sz w:val="20"/>
-                <w:lang w:eastAsia="ja-JP"/>
-              </w:rPr>
-              <w:t>【セッション概要】初回セッション。</w:t>
-            </w:r>
-            <w:r>
-              <w:rPr>
-                <w:rFonts w:hint="eastAsia"/>
-                <w:sz w:val="20"/>
-                <w:lang w:eastAsia="ja-JP"/>
-              </w:rPr>
-              <w:t>朝から疲れている日の回復方法お伝え。プロファイリングからは、ご本人が持っている強みを今まで周囲から求められることが多く、そこが自分の強みとは意外という言葉が聞かれた。ご自身の強みをどう使いこなすかを考えることで気持ちの余裕ができるかもしれないお話をいたしました。</w:t>
             </w:r>
           </w:p>
         </w:tc>
